--- a/docs/cvs/Technology Executive - Digital Transformation & Enterprise Systems - Mahmoud Salama - FINAL FROZEN.docx
+++ b/docs/cvs/Technology Executive - Digital Transformation & Enterprise Systems - Mahmoud Salama - FINAL FROZEN.docx
@@ -4,56 +4,50 @@
   <w:body>
     <w:p>
       <w:pPr>
-        <w:keepNext/>
+        <w:keepNext w:val="0"/>
         <w:pageBreakBefore w:val="0"/>
-        <w:spacing w:before="0" w:after="40" w:line="245" w:lineRule="auto"/>
-        <w:jc w:val="left"/>
-        <w:pBdr>
-          <w:top w:val="single" w:sz="16" w:space="2" w:color="A9516D"/>
-        </w:pBdr>
+        <w:spacing w:before="0" w:after="10" w:line="240" w:lineRule="auto"/>
+        <w:jc w:val="center"/>
       </w:pPr>
       <w:r>
         <w:rPr>
-          <w:rFonts w:ascii="Aptos Display" w:hAnsi="Aptos Display" w:eastAsia="Arial"/>
+          <w:rFonts w:ascii="Arial" w:hAnsi="Arial" w:eastAsia="Arial"/>
           <w:b/>
-          <w:color w:val="6C263D"/>
-          <w:sz w:val="44"/>
+          <w:color w:val="183B56"/>
+          <w:sz w:val="40"/>
         </w:rPr>
         <w:t>MAHMOUD SALAMA</w:t>
       </w:r>
     </w:p>
     <w:p>
       <w:pPr>
-        <w:keepNext/>
+        <w:keepNext w:val="0"/>
         <w:pageBreakBefore w:val="0"/>
-        <w:spacing w:before="0" w:after="40" w:line="245" w:lineRule="auto"/>
+        <w:spacing w:before="0" w:after="36" w:line="240" w:lineRule="auto"/>
         <w:jc w:val="center"/>
       </w:pPr>
       <w:r>
         <w:rPr>
-          <w:rFonts w:ascii="Aptos Display" w:hAnsi="Aptos Display" w:eastAsia="Arial"/>
+          <w:rFonts w:ascii="Arial" w:hAnsi="Arial" w:eastAsia="Arial"/>
           <w:b/>
-          <w:color w:val="6C263D"/>
-          <w:sz w:val="25"/>
+          <w:color w:val="183B56"/>
+          <w:sz w:val="21"/>
         </w:rPr>
         <w:t>SENIOR TECHNOLOGY EXECUTIVE | DIGITAL TRANSFORMATION &amp; ENTERPRISE SYSTEMS</w:t>
       </w:r>
     </w:p>
     <w:p>
       <w:pPr>
-        <w:keepNext/>
+        <w:keepNext w:val="0"/>
         <w:pageBreakBefore w:val="0"/>
-        <w:spacing w:before="0" w:after="40" w:line="245" w:lineRule="auto"/>
+        <w:spacing w:before="0" w:after="25" w:line="240" w:lineRule="auto"/>
         <w:jc w:val="center"/>
-        <w:pBdr>
-          <w:bottom w:val="single" w:sz="8" w:space="5" w:color="6C263D"/>
-        </w:pBdr>
       </w:pPr>
       <w:r>
         <w:rPr>
           <w:rFonts w:ascii="Arial" w:hAnsi="Arial" w:eastAsia="Arial"/>
-          <w:b/>
-          <w:color w:val="A9516D"/>
+          <w:b w:val="0"/>
+          <w:color w:val="5D6974"/>
           <w:sz w:val="16"/>
         </w:rPr>
         <w:t>Technology Strategy | Digital Transformation | Enterprise Systems | Architecture | Program &amp; Portfolio Delivery | Data &amp; Integration | IT Governance</w:t>
@@ -61,31 +55,36 @@
     </w:p>
     <w:p>
       <w:pPr>
+        <w:keepNext w:val="0"/>
         <w:pageBreakBefore w:val="0"/>
-        <w:spacing w:before="0" w:after="40" w:line="245" w:lineRule="auto"/>
+        <w:spacing w:before="0" w:after="25" w:line="240" w:lineRule="auto"/>
         <w:jc w:val="center"/>
       </w:pPr>
       <w:r>
         <w:rPr>
           <w:rFonts w:ascii="Arial" w:hAnsi="Arial" w:eastAsia="Arial"/>
           <w:b w:val="0"/>
-          <w:color w:val="53616A"/>
-          <w:sz w:val="15"/>
+          <w:color w:val="5D6974"/>
+          <w:sz w:val="16"/>
         </w:rPr>
         <w:t>+20 122 015 6077 | ma7moud.salamaaa@gmail.com | Cairo, Egypt</w:t>
       </w:r>
     </w:p>
     <w:p>
       <w:pPr>
+        <w:keepNext w:val="0"/>
         <w:pageBreakBefore w:val="0"/>
-        <w:spacing w:before="0" w:after="40" w:line="245" w:lineRule="auto"/>
+        <w:spacing w:before="0" w:after="72" w:line="240" w:lineRule="auto"/>
         <w:jc w:val="center"/>
+        <w:pBdr>
+          <w:bottom w:val="single" w:sz="9" w:space="3" w:color="173B57"/>
+        </w:pBdr>
       </w:pPr>
       <w:r>
         <w:rPr>
           <w:rFonts w:ascii="Arial" w:hAnsi="Arial" w:eastAsia="Arial"/>
           <w:b w:val="0"/>
-          <w:color w:val="5A6570"/>
+          <w:color w:val="5D6974"/>
           <w:sz w:val="16"/>
         </w:rPr>
         <w:t>linkedin.com/in/mahmoud-salama-30249b34 | mahmoud-salama.vercel.app | github.com/MahmoudSalamaaa</w:t>
@@ -94,34 +93,34 @@
     <w:p>
       <w:pPr>
         <w:keepNext/>
-        <w:spacing w:before="120" w:after="40" w:line="245" w:lineRule="auto"/>
+        <w:spacing w:before="88" w:after="60" w:line="240" w:lineRule="auto"/>
         <w:pageBreakBefore w:val="0"/>
         <w:pBdr>
-          <w:bottom w:val="single" w:sz="7" w:space="3" w:color="A9516D"/>
+          <w:bottom w:val="single" w:sz="5" w:space="3" w:color="B8C5D1"/>
         </w:pBdr>
-        <w:keepLines/>
       </w:pPr>
       <w:r>
         <w:rPr>
-          <w:rFonts w:ascii="Aptos Display" w:hAnsi="Aptos Display" w:eastAsia="Arial"/>
+          <w:rFonts w:ascii="Arial" w:hAnsi="Arial" w:eastAsia="Arial"/>
           <w:b/>
-          <w:color w:val="6C263D"/>
-          <w:sz w:val="18"/>
+          <w:color w:val="183B56"/>
+          <w:sz w:val="19"/>
         </w:rPr>
         <w:t>PROFESSIONAL PROFILE</w:t>
       </w:r>
     </w:p>
     <w:p>
       <w:pPr>
+        <w:keepNext w:val="0"/>
         <w:pageBreakBefore w:val="0"/>
-        <w:spacing w:before="0" w:after="40" w:line="245" w:lineRule="auto"/>
+        <w:spacing w:before="0" w:after="41" w:line="240" w:lineRule="auto"/>
       </w:pPr>
       <w:r>
         <w:rPr>
           <w:rFonts w:ascii="Arial" w:hAnsi="Arial" w:eastAsia="Arial"/>
           <w:i w:val="0"/>
           <w:color w:val="111111"/>
-          <w:sz w:val="16"/>
+          <w:sz w:val="17"/>
         </w:rPr>
         <w:t>Senior technology executive with 18+ years progressing from hands-on Linux/web and C#/.NET engineering to development-team leadership, enterprise/e-government delivery and national-scale technology leadership across Egypt and Oman. Leads a 54-person technology organization with 7 direct reports, combining technology strategy, digital transformation, enterprise and solution architecture, software/application delivery, program and portfolio governance, data and integration, IT/service operations, security/risk, vendor management, stakeholder engagement and controlled enterprise AI adoption.</w:t>
       </w:r>
@@ -129,34 +128,34 @@
     <w:p>
       <w:pPr>
         <w:keepNext/>
-        <w:spacing w:before="120" w:after="40" w:line="245" w:lineRule="auto"/>
+        <w:spacing w:before="88" w:after="60" w:line="240" w:lineRule="auto"/>
         <w:pageBreakBefore w:val="0"/>
         <w:pBdr>
-          <w:bottom w:val="single" w:sz="7" w:space="3" w:color="A9516D"/>
+          <w:bottom w:val="single" w:sz="5" w:space="3" w:color="B8C5D1"/>
         </w:pBdr>
-        <w:keepLines/>
       </w:pPr>
       <w:r>
         <w:rPr>
-          <w:rFonts w:ascii="Aptos Display" w:hAnsi="Aptos Display" w:eastAsia="Arial"/>
+          <w:rFonts w:ascii="Arial" w:hAnsi="Arial" w:eastAsia="Arial"/>
           <w:b/>
-          <w:color w:val="6C263D"/>
-          <w:sz w:val="18"/>
+          <w:color w:val="183B56"/>
+          <w:sz w:val="19"/>
         </w:rPr>
         <w:t>CORE LEADERSHIP AREAS</w:t>
       </w:r>
     </w:p>
     <w:p>
       <w:pPr>
+        <w:keepNext w:val="0"/>
         <w:pageBreakBefore w:val="0"/>
-        <w:spacing w:before="0" w:after="40" w:line="245" w:lineRule="auto"/>
+        <w:spacing w:before="0" w:after="41" w:line="240" w:lineRule="auto"/>
       </w:pPr>
       <w:r>
         <w:rPr>
           <w:rFonts w:ascii="Arial" w:hAnsi="Arial" w:eastAsia="Arial"/>
           <w:i w:val="0"/>
           <w:color w:val="123B4A"/>
-          <w:sz w:val="16"/>
+          <w:sz w:val="17"/>
         </w:rPr>
         <w:t>Technology Strategy &amp; Roadmaps | Digital Transformation | IT / Information Systems Leadership | Enterprise Systems | Software &amp; Application Delivery | Enterprise &amp; Solution Architecture | Program &amp; Portfolio Governance | Data &amp; Integration | IT &amp; Service Governance | Vendor Management | Executive Stakeholder Management | Security, Risk &amp; Business Continuity | Change &amp; Adoption</w:t>
       </w:r>
@@ -164,164 +163,162 @@
     <w:p>
       <w:pPr>
         <w:keepNext/>
-        <w:spacing w:before="120" w:after="40" w:line="245" w:lineRule="auto"/>
+        <w:spacing w:before="88" w:after="60" w:line="240" w:lineRule="auto"/>
         <w:pageBreakBefore w:val="0"/>
         <w:pBdr>
-          <w:bottom w:val="single" w:sz="7" w:space="3" w:color="A9516D"/>
+          <w:bottom w:val="single" w:sz="5" w:space="3" w:color="B8C5D1"/>
         </w:pBdr>
-        <w:keepLines/>
       </w:pPr>
       <w:r>
         <w:rPr>
-          <w:rFonts w:ascii="Aptos Display" w:hAnsi="Aptos Display" w:eastAsia="Arial"/>
+          <w:rFonts w:ascii="Arial" w:hAnsi="Arial" w:eastAsia="Arial"/>
           <w:b/>
-          <w:color w:val="6C263D"/>
-          <w:sz w:val="18"/>
+          <w:color w:val="183B56"/>
+          <w:sz w:val="19"/>
         </w:rPr>
         <w:t>SELECTED CAREER IMPACT</w:t>
       </w:r>
     </w:p>
     <w:p>
       <w:pPr>
+        <w:keepNext w:val="0"/>
         <w:pageBreakBefore w:val="0"/>
-        <w:spacing w:before="0" w:after="24" w:line="245" w:lineRule="auto"/>
-        <w:ind w:left="202" w:hanging="144"/>
-        <w:keepLines/>
+        <w:spacing w:before="0" w:after="44" w:line="240" w:lineRule="auto"/>
+        <w:ind w:left="230" w:hanging="158"/>
       </w:pPr>
       <w:r>
         <w:rPr>
           <w:rFonts w:ascii="Arial" w:hAnsi="Arial" w:eastAsia="Arial"/>
-          <w:b/>
-          <w:color w:val="A9516D"/>
-          <w:sz w:val="16"/>
+          <w:b w:val="0"/>
+          <w:color w:val="262F38"/>
+          <w:sz w:val="17"/>
         </w:rPr>
         <w:t>• Lead a 54-person technology organization with 7 direct reports across national-scale information systems, digital transformation, architecture, delivery and service operations.</w:t>
       </w:r>
       <w:r>
         <w:rPr>
           <w:rFonts w:ascii="Arial" w:hAnsi="Arial" w:eastAsia="Arial"/>
-          <w:b/>
-          <w:color w:val="005B6B"/>
-          <w:sz w:val="16"/>
+          <w:b w:val="0"/>
+          <w:color w:val="262F38"/>
+          <w:sz w:val="17"/>
         </w:rPr>
       </w:r>
     </w:p>
     <w:p>
       <w:pPr>
+        <w:keepNext w:val="0"/>
         <w:pageBreakBefore w:val="0"/>
-        <w:spacing w:before="0" w:after="24" w:line="245" w:lineRule="auto"/>
-        <w:ind w:left="202" w:hanging="144"/>
-        <w:keepLines/>
+        <w:spacing w:before="0" w:after="44" w:line="240" w:lineRule="auto"/>
+        <w:ind w:left="230" w:hanging="158"/>
       </w:pPr>
       <w:r>
         <w:rPr>
           <w:rFonts w:ascii="Arial" w:hAnsi="Arial" w:eastAsia="Arial"/>
-          <w:b/>
-          <w:color w:val="A9516D"/>
-          <w:sz w:val="16"/>
+          <w:b w:val="0"/>
+          <w:color w:val="262F38"/>
+          <w:sz w:val="17"/>
         </w:rPr>
         <w:t>• Direct national-scale platform evolution for ~60K users, ~90K facilities/entities, ~300 suppliers and ~1M transactions/month.</w:t>
       </w:r>
       <w:r>
         <w:rPr>
           <w:rFonts w:ascii="Arial" w:hAnsi="Arial" w:eastAsia="Arial"/>
-          <w:b/>
-          <w:color w:val="005B6B"/>
-          <w:sz w:val="16"/>
+          <w:b w:val="0"/>
+          <w:color w:val="262F38"/>
+          <w:sz w:val="17"/>
         </w:rPr>
       </w:r>
     </w:p>
     <w:p>
       <w:pPr>
+        <w:keepNext w:val="0"/>
         <w:pageBreakBefore w:val="0"/>
-        <w:spacing w:before="0" w:after="24" w:line="245" w:lineRule="auto"/>
-        <w:ind w:left="202" w:hanging="144"/>
-        <w:keepLines/>
+        <w:spacing w:before="0" w:after="44" w:line="240" w:lineRule="auto"/>
+        <w:ind w:left="230" w:hanging="158"/>
       </w:pPr>
       <w:r>
         <w:rPr>
           <w:rFonts w:ascii="Arial" w:hAnsi="Arial" w:eastAsia="Arial"/>
-          <w:b/>
-          <w:color w:val="A9516D"/>
-          <w:sz w:val="16"/>
+          <w:b w:val="0"/>
+          <w:color w:val="262F38"/>
+          <w:sz w:val="17"/>
         </w:rPr>
         <w:t>• Govern enterprise architecture, data, reporting and integration capabilities that support high-volume operations, cross-platform consistency and executive decision-making.</w:t>
       </w:r>
       <w:r>
         <w:rPr>
           <w:rFonts w:ascii="Arial" w:hAnsi="Arial" w:eastAsia="Arial"/>
-          <w:b/>
-          <w:color w:val="005B6B"/>
-          <w:sz w:val="16"/>
+          <w:b w:val="0"/>
+          <w:color w:val="262F38"/>
+          <w:sz w:val="17"/>
         </w:rPr>
       </w:r>
     </w:p>
     <w:p>
       <w:pPr>
+        <w:keepNext w:val="0"/>
         <w:pageBreakBefore w:val="0"/>
-        <w:spacing w:before="0" w:after="24" w:line="245" w:lineRule="auto"/>
-        <w:ind w:left="202" w:hanging="144"/>
-        <w:keepLines/>
+        <w:spacing w:before="0" w:after="44" w:line="240" w:lineRule="auto"/>
+        <w:ind w:left="230" w:hanging="158"/>
       </w:pPr>
       <w:r>
         <w:rPr>
           <w:rFonts w:ascii="Arial" w:hAnsi="Arial" w:eastAsia="Arial"/>
-          <w:b/>
-          <w:color w:val="A9516D"/>
-          <w:sz w:val="16"/>
+          <w:b w:val="0"/>
+          <w:color w:val="262F38"/>
+          <w:sz w:val="17"/>
         </w:rPr>
         <w:t>• Led and contributed hands-on across 15+ enterprise/e-government platforms in Oman, including the National Educational Portal serving ~1M users.</w:t>
       </w:r>
       <w:r>
         <w:rPr>
           <w:rFonts w:ascii="Arial" w:hAnsi="Arial" w:eastAsia="Arial"/>
-          <w:b/>
-          <w:color w:val="005B6B"/>
-          <w:sz w:val="16"/>
+          <w:b w:val="0"/>
+          <w:color w:val="262F38"/>
+          <w:sz w:val="17"/>
         </w:rPr>
       </w:r>
     </w:p>
     <w:p>
       <w:pPr>
+        <w:keepNext w:val="0"/>
         <w:pageBreakBefore w:val="0"/>
-        <w:spacing w:before="0" w:after="24" w:line="245" w:lineRule="auto"/>
-        <w:ind w:left="202" w:hanging="144"/>
-        <w:keepLines/>
+        <w:spacing w:before="0" w:after="44" w:line="240" w:lineRule="auto"/>
+        <w:ind w:left="230" w:hanging="158"/>
       </w:pPr>
       <w:r>
         <w:rPr>
           <w:rFonts w:ascii="Arial" w:hAnsi="Arial" w:eastAsia="Arial"/>
-          <w:b/>
-          <w:color w:val="A9516D"/>
-          <w:sz w:val="16"/>
+          <w:b w:val="0"/>
+          <w:color w:val="262F38"/>
+          <w:sz w:val="17"/>
         </w:rPr>
         <w:t>• Transformed manual and fragmented processes into governed digital workflows with approvals, RBAC, auditability, data validation, reporting and operational ownership across public-sector environments.</w:t>
       </w:r>
       <w:r>
         <w:rPr>
           <w:rFonts w:ascii="Arial" w:hAnsi="Arial" w:eastAsia="Arial"/>
-          <w:b/>
-          <w:color w:val="005B6B"/>
-          <w:sz w:val="16"/>
+          <w:b w:val="0"/>
+          <w:color w:val="262F38"/>
+          <w:sz w:val="17"/>
         </w:rPr>
       </w:r>
     </w:p>
     <w:p>
       <w:pPr>
         <w:keepNext/>
-        <w:spacing w:before="120" w:after="40" w:line="245" w:lineRule="auto"/>
+        <w:spacing w:before="88" w:after="60" w:line="240" w:lineRule="auto"/>
         <w:pageBreakBefore w:val="0"/>
         <w:pBdr>
-          <w:bottom w:val="single" w:sz="7" w:space="3" w:color="A9516D"/>
+          <w:bottom w:val="single" w:sz="5" w:space="3" w:color="B8C5D1"/>
         </w:pBdr>
-        <w:keepLines/>
       </w:pPr>
       <w:r>
         <w:rPr>
-          <w:rFonts w:ascii="Aptos Display" w:hAnsi="Aptos Display" w:eastAsia="Arial"/>
+          <w:rFonts w:ascii="Arial" w:hAnsi="Arial" w:eastAsia="Arial"/>
           <w:b/>
-          <w:color w:val="6C263D"/>
-          <w:sz w:val="18"/>
+          <w:color w:val="183B56"/>
+          <w:sz w:val="19"/>
         </w:rPr>
         <w:t>PROFESSIONAL EXPERIENCE</w:t>
       </w:r>
@@ -331,41 +328,43 @@
         <w:keepNext/>
         <w:pageBreakBefore w:val="0"/>
         <w:tabs>
-          <w:tab w:pos="10440" w:val="right"/>
+          <w:tab w:pos="10080" w:val="right"/>
         </w:tabs>
-        <w:spacing w:before="100" w:after="0" w:line="245" w:lineRule="auto"/>
-        <w:keepLines/>
+        <w:spacing w:before="72" w:after="16" w:line="240" w:lineRule="auto"/>
       </w:pPr>
       <w:r>
         <w:rPr>
-          <w:rFonts w:ascii="Arial" w:hAnsi="Arial" w:eastAsia="Arial"/>
+          <w:rFonts w:ascii="Arial" w:hAnsi="Arial"/>
           <w:b/>
-          <w:color w:val="6C263D"/>
-          <w:sz w:val="17"/>
+          <w:color w:val="183B56"/>
+          <w:sz w:val="18"/>
         </w:rPr>
-        <w:t>Egyptian Authority for Unified Procurement (UPA) | Cairo, Egypt 05/2025 - Present</w:t>
+        <w:t>Egyptian Authority for Unified Procurement (UPA) | Cairo, Egypt</w:t>
+      </w:r>
+      <w:r>
+        <w:tab/>
       </w:r>
       <w:r>
         <w:rPr>
-          <w:rFonts w:ascii="Arial" w:hAnsi="Arial" w:eastAsia="Arial"/>
+          <w:rFonts w:ascii="Arial" w:hAnsi="Arial"/>
           <w:b/>
-          <w:color w:val="6C263D"/>
+          <w:color w:val="46525E"/>
           <w:sz w:val="17"/>
         </w:rPr>
+        <w:t>05/2025 - Present</w:t>
       </w:r>
     </w:p>
     <w:p>
       <w:pPr>
         <w:keepNext/>
         <w:pageBreakBefore w:val="0"/>
-        <w:spacing w:before="0" w:after="20" w:line="245" w:lineRule="auto"/>
-        <w:keepLines/>
+        <w:spacing w:before="0" w:after="25" w:line="240" w:lineRule="auto"/>
       </w:pPr>
       <w:r>
         <w:rPr>
           <w:rFonts w:ascii="Arial" w:hAnsi="Arial" w:eastAsia="Arial"/>
           <w:b/>
-          <w:color w:val="A9516D"/>
+          <w:color w:val="183B56"/>
           <w:sz w:val="17"/>
         </w:rPr>
         <w:t>Head of the Central Administration for Information Systems &amp; Digital Transformation</w:t>
@@ -375,193 +374,763 @@
       <w:pPr>
         <w:keepNext/>
         <w:pageBreakBefore w:val="0"/>
-        <w:spacing w:before="0" w:after="40" w:line="245" w:lineRule="auto"/>
+        <w:spacing w:before="0" w:after="40" w:line="240" w:lineRule="auto"/>
       </w:pPr>
       <w:r>
         <w:rPr>
           <w:rFonts w:ascii="Arial" w:hAnsi="Arial" w:eastAsia="Arial"/>
           <w:b w:val="0"/>
           <w:i/>
-          <w:color w:val="5E6B72"/>
-          <w:sz w:val="15"/>
+          <w:color w:val="5D6974"/>
+          <w:sz w:val="16"/>
         </w:rPr>
         <w:t>Scope: Technology Strategy | Information Systems | Software Delivery | Enterprise Architecture | Data &amp; Integration | Programs &amp; Governance</w:t>
       </w:r>
     </w:p>
     <w:p>
       <w:pPr>
+        <w:keepNext w:val="0"/>
         <w:pageBreakBefore w:val="0"/>
-        <w:spacing w:before="0" w:after="24" w:line="245" w:lineRule="auto"/>
-        <w:ind w:left="202" w:hanging="144"/>
-        <w:keepLines/>
+        <w:spacing w:before="0" w:after="44" w:line="240" w:lineRule="auto"/>
+        <w:ind w:left="230" w:hanging="158"/>
       </w:pPr>
       <w:r>
         <w:rPr>
           <w:rFonts w:ascii="Arial" w:hAnsi="Arial" w:eastAsia="Arial"/>
-          <w:b/>
-          <w:color w:val="A9516D"/>
-          <w:sz w:val="16"/>
+          <w:b w:val="0"/>
+          <w:color w:val="262F38"/>
+          <w:sz w:val="17"/>
         </w:rPr>
         <w:t>• Lead technology strategy, digital-transformation roadmaps and enterprise-systems modernization for national procurement and medical-supply platforms spanning applications, inventory/warehouse services, workflows, data/reporting, integration, support/customer service and government operations.</w:t>
       </w:r>
       <w:r>
         <w:rPr>
           <w:rFonts w:ascii="Arial" w:hAnsi="Arial" w:eastAsia="Arial"/>
+          <w:b w:val="0"/>
+          <w:color w:val="262F38"/>
+          <w:sz w:val="17"/>
+        </w:rPr>
+      </w:r>
+    </w:p>
+    <w:p>
+      <w:pPr>
+        <w:keepNext w:val="0"/>
+        <w:pageBreakBefore w:val="0"/>
+        <w:spacing w:before="0" w:after="44" w:line="240" w:lineRule="auto"/>
+        <w:ind w:left="230" w:hanging="158"/>
+      </w:pPr>
+      <w:r>
+        <w:rPr>
+          <w:rFonts w:ascii="Arial" w:hAnsi="Arial" w:eastAsia="Arial"/>
+          <w:b w:val="0"/>
+          <w:color w:val="262F38"/>
+          <w:sz w:val="17"/>
+        </w:rPr>
+        <w:t>• Direct a 54-person technology organization with 7 direct reports, aligning software/application delivery, systems/support, architecture, data/reporting, security/governance and service operations around institutional priorities and measurable technology KPIs.</w:t>
+      </w:r>
+      <w:r>
+        <w:rPr>
+          <w:rFonts w:ascii="Arial" w:hAnsi="Arial" w:eastAsia="Arial"/>
+          <w:b w:val="0"/>
+          <w:color w:val="262F38"/>
+          <w:sz w:val="17"/>
+        </w:rPr>
+      </w:r>
+    </w:p>
+    <w:p>
+      <w:pPr>
+        <w:keepNext w:val="0"/>
+        <w:pageBreakBefore w:val="0"/>
+        <w:spacing w:before="0" w:after="44" w:line="240" w:lineRule="auto"/>
+        <w:ind w:left="230" w:hanging="158"/>
+      </w:pPr>
+      <w:r>
+        <w:rPr>
+          <w:rFonts w:ascii="Arial" w:hAnsi="Arial" w:eastAsia="Arial"/>
+          <w:b w:val="0"/>
+          <w:color w:val="262F38"/>
+          <w:sz w:val="17"/>
+        </w:rPr>
+        <w:t>• Direct platform evolution for ~60K users, ~90K facilities/entities, ~300 suppliers and ~1M transactions/month, translating institutional priorities into technology roadmaps, architecture, modernization, service ownership, controls and delivery priorities.</w:t>
+      </w:r>
+      <w:r>
+        <w:rPr>
+          <w:rFonts w:ascii="Arial" w:hAnsi="Arial" w:eastAsia="Arial"/>
+          <w:b w:val="0"/>
+          <w:color w:val="262F38"/>
+          <w:sz w:val="17"/>
+        </w:rPr>
+      </w:r>
+    </w:p>
+    <w:p>
+      <w:pPr>
+        <w:keepNext w:val="0"/>
+        <w:pageBreakBefore w:val="0"/>
+        <w:spacing w:before="0" w:after="44" w:line="240" w:lineRule="auto"/>
+        <w:ind w:left="230" w:hanging="158"/>
+      </w:pPr>
+      <w:r>
+        <w:rPr>
+          <w:rFonts w:ascii="Arial" w:hAnsi="Arial" w:eastAsia="Arial"/>
+          <w:b w:val="0"/>
+          <w:color w:val="262F38"/>
+          <w:sz w:val="17"/>
+        </w:rPr>
+        <w:t>• Govern enterprise/solution architecture across configurable, modular and API-driven platform capabilities, including shared services, RBAC, workflows, documents/archiving, auditability, data governance, integrations, security, performance, resilience and business continuity.</w:t>
+      </w:r>
+      <w:r>
+        <w:rPr>
+          <w:rFonts w:ascii="Arial" w:hAnsi="Arial" w:eastAsia="Arial"/>
+          <w:b w:val="0"/>
+          <w:color w:val="262F38"/>
+          <w:sz w:val="17"/>
+        </w:rPr>
+      </w:r>
+    </w:p>
+    <w:p>
+      <w:pPr>
+        <w:keepNext w:val="0"/>
+        <w:pageBreakBefore w:val="0"/>
+        <w:spacing w:before="0" w:after="44" w:line="240" w:lineRule="auto"/>
+        <w:ind w:left="230" w:hanging="158"/>
+      </w:pPr>
+      <w:r>
+        <w:rPr>
+          <w:rFonts w:ascii="Arial" w:hAnsi="Arial" w:eastAsia="Arial"/>
+          <w:b w:val="0"/>
+          <w:color w:val="262F38"/>
+          <w:sz w:val="17"/>
+        </w:rPr>
+        <w:t>• Govern end-to-end SDLC, program/portfolio delivery, change/adoption and service transition from discovery and requirements through architecture, engineering, QA/UAT, release, deployment, production support, incident/RCA and continuous improvement.</w:t>
+      </w:r>
+      <w:r>
+        <w:rPr>
+          <w:rFonts w:ascii="Arial" w:hAnsi="Arial" w:eastAsia="Arial"/>
+          <w:b w:val="0"/>
+          <w:color w:val="262F38"/>
+          <w:sz w:val="17"/>
+        </w:rPr>
+      </w:r>
+    </w:p>
+    <w:p>
+      <w:pPr>
+        <w:keepNext w:val="0"/>
+        <w:pageBreakBefore w:val="0"/>
+        <w:spacing w:before="0" w:after="44" w:line="240" w:lineRule="auto"/>
+        <w:ind w:left="230" w:hanging="158"/>
+      </w:pPr>
+      <w:r>
+        <w:rPr>
+          <w:rFonts w:ascii="Arial" w:hAnsi="Arial" w:eastAsia="Arial"/>
+          <w:b w:val="0"/>
+          <w:color w:val="262F38"/>
+          <w:sz w:val="17"/>
+        </w:rPr>
+        <w:t>• Oversee a ~20-person support/customer-service operation plus vendor/stakeholder coordination, executive reporting, technology risk/controls, budget and cost oversight, and controlled adoption of AI-assisted engineering, analysis and operational workflows.</w:t>
+      </w:r>
+      <w:r>
+        <w:rPr>
+          <w:rFonts w:ascii="Arial" w:hAnsi="Arial" w:eastAsia="Arial"/>
+          <w:b w:val="0"/>
+          <w:color w:val="262F38"/>
+          <w:sz w:val="17"/>
+        </w:rPr>
+      </w:r>
+    </w:p>
+    <w:p>
+      <w:pPr>
+        <w:keepNext w:val="0"/>
+        <w:pageBreakBefore w:val="0"/>
+        <w:tabs>
+          <w:tab w:pos="10080" w:val="right"/>
+        </w:tabs>
+        <w:spacing w:before="50" w:after="41" w:line="240" w:lineRule="auto"/>
+      </w:pPr>
+      <w:r>
+        <w:rPr>
+          <w:rFonts w:ascii="Arial" w:hAnsi="Arial"/>
           <w:b/>
-          <w:color w:val="005B6B"/>
-          <w:sz w:val="16"/>
+          <w:color w:val="183B56"/>
+          <w:sz w:val="18"/>
+        </w:rPr>
+        <w:t>Egyptian Authority for Unified Procurement (UPA) | Cairo, Egypt</w:t>
+      </w:r>
+      <w:r>
+        <w:tab/>
+      </w:r>
+      <w:r>
+        <w:rPr>
+          <w:rFonts w:ascii="Arial" w:hAnsi="Arial"/>
+          <w:b/>
+          <w:color w:val="46525E"/>
+          <w:sz w:val="17"/>
+        </w:rPr>
+        <w:t>10/2020 - 05/2025</w:t>
+      </w:r>
+    </w:p>
+    <w:p>
+      <w:pPr>
+        <w:keepNext/>
+        <w:pageBreakBefore w:val="0"/>
+        <w:spacing w:before="0" w:after="25" w:line="240" w:lineRule="auto"/>
+      </w:pPr>
+      <w:r>
+        <w:rPr>
+          <w:rFonts w:ascii="Arial" w:hAnsi="Arial" w:eastAsia="Arial"/>
+          <w:b/>
+          <w:color w:val="183B56"/>
+          <w:sz w:val="17"/>
+        </w:rPr>
+        <w:t>General Manager - Systems, Applications &amp; Technical Support</w:t>
+      </w:r>
+    </w:p>
+    <w:p>
+      <w:pPr>
+        <w:keepNext w:val="0"/>
+        <w:pageBreakBefore w:val="0"/>
+        <w:spacing w:before="0" w:after="44" w:line="240" w:lineRule="auto"/>
+        <w:ind w:left="230" w:hanging="158"/>
+      </w:pPr>
+      <w:r>
+        <w:rPr>
+          <w:rFonts w:ascii="Arial" w:hAnsi="Arial" w:eastAsia="Arial"/>
+          <w:b w:val="0"/>
+          <w:color w:val="262F38"/>
+          <w:sz w:val="17"/>
+        </w:rPr>
+        <w:t>• Directed enterprise applications, systems, technical support and stakeholder-service delivery across procurement, medical supply, inventory, reporting, CMS/publishing and workflow capabilities.</w:t>
+      </w:r>
+      <w:r>
+        <w:rPr>
+          <w:rFonts w:ascii="Arial" w:hAnsi="Arial" w:eastAsia="Arial"/>
+          <w:b w:val="0"/>
+          <w:color w:val="262F38"/>
+          <w:sz w:val="17"/>
+        </w:rPr>
+      </w:r>
+    </w:p>
+    <w:p>
+      <w:pPr>
+        <w:keepNext w:val="0"/>
+        <w:pageBreakBefore w:val="0"/>
+        <w:spacing w:before="0" w:after="44" w:line="240" w:lineRule="auto"/>
+        <w:ind w:left="230" w:hanging="158"/>
+      </w:pPr>
+      <w:r>
+        <w:rPr>
+          <w:rFonts w:ascii="Arial" w:hAnsi="Arial" w:eastAsia="Arial"/>
+          <w:b w:val="0"/>
+          <w:color w:val="262F38"/>
+          <w:sz w:val="17"/>
+        </w:rPr>
+        <w:t>• Modernized manual processes into governed digital workflows with approvals, RBAC, auditability, data validation, reporting and operational ownership.</w:t>
+      </w:r>
+      <w:r>
+        <w:rPr>
+          <w:rFonts w:ascii="Arial" w:hAnsi="Arial" w:eastAsia="Arial"/>
+          <w:b w:val="0"/>
+          <w:color w:val="262F38"/>
+          <w:sz w:val="17"/>
+        </w:rPr>
+      </w:r>
+    </w:p>
+    <w:p>
+      <w:pPr>
+        <w:keepNext w:val="0"/>
+        <w:pageBreakBefore w:val="0"/>
+        <w:spacing w:before="0" w:after="44" w:line="240" w:lineRule="auto"/>
+        <w:ind w:left="230" w:hanging="158"/>
+      </w:pPr>
+      <w:r>
+        <w:rPr>
+          <w:rFonts w:ascii="Arial" w:hAnsi="Arial" w:eastAsia="Arial"/>
+          <w:b w:val="0"/>
+          <w:color w:val="262F38"/>
+          <w:sz w:val="17"/>
+        </w:rPr>
+        <w:t>• Strengthened engineering and service delivery through clearer ownership, technical standards, architecture/design and code reviews, QA/release gates, documentation, incident/RCA practices, knowledge transfer and repeatable support procedures.</w:t>
+      </w:r>
+      <w:r>
+        <w:rPr>
+          <w:rFonts w:ascii="Arial" w:hAnsi="Arial" w:eastAsia="Arial"/>
+          <w:b w:val="0"/>
+          <w:color w:val="262F38"/>
+          <w:sz w:val="17"/>
+        </w:rPr>
+      </w:r>
+    </w:p>
+    <w:p>
+      <w:pPr>
+        <w:keepNext w:val="0"/>
+        <w:pageBreakBefore w:val="0"/>
+        <w:spacing w:before="0" w:after="44" w:line="240" w:lineRule="auto"/>
+        <w:ind w:left="230" w:hanging="158"/>
+      </w:pPr>
+      <w:r>
+        <w:rPr>
+          <w:rFonts w:ascii="Arial" w:hAnsi="Arial" w:eastAsia="Arial"/>
+          <w:b w:val="0"/>
+          <w:color w:val="262F38"/>
+          <w:sz w:val="17"/>
+        </w:rPr>
+        <w:t>• Coordinated multi-agency initiatives and nationwide onboarding, training, support, escalation, feedback and adoption across public-sector stakeholders.</w:t>
+      </w:r>
+      <w:r>
+        <w:rPr>
+          <w:rFonts w:ascii="Arial" w:hAnsi="Arial" w:eastAsia="Arial"/>
+          <w:b w:val="0"/>
+          <w:color w:val="262F38"/>
+          <w:sz w:val="17"/>
         </w:rPr>
       </w:r>
     </w:p>
     <w:p>
       <w:pPr>
         <w:pageBreakBefore w:val="0"/>
-        <w:spacing w:before="0" w:after="24" w:line="245" w:lineRule="auto"/>
-        <w:ind w:left="202" w:hanging="144"/>
-        <w:keepLines/>
+      </w:pPr>
+    </w:p>
+    <w:p>
+      <w:pPr>
+        <w:keepNext w:val="0"/>
+        <w:pageBreakBefore w:val="0"/>
+        <w:tabs>
+          <w:tab w:pos="10080" w:val="right"/>
+        </w:tabs>
+        <w:spacing w:before="50" w:after="41" w:line="240" w:lineRule="auto"/>
       </w:pPr>
       <w:r>
         <w:rPr>
-          <w:rFonts w:ascii="Arial" w:hAnsi="Arial" w:eastAsia="Arial"/>
+          <w:rFonts w:ascii="Arial" w:hAnsi="Arial"/>
           <w:b/>
-          <w:color w:val="A9516D"/>
-          <w:sz w:val="16"/>
+          <w:color w:val="183B56"/>
+          <w:sz w:val="18"/>
         </w:rPr>
-        <w:t>• Direct a 54-person technology organization with 7 direct reports, aligning software/application delivery, systems/support, architecture, data/reporting, security/governance and service operations around institutional priorities and measurable technology KPIs.</w:t>
+        <w:t>Integral Solutions LLC | Muscat, Oman</w:t>
+      </w:r>
+      <w:r>
+        <w:tab/>
       </w:r>
       <w:r>
         <w:rPr>
-          <w:rFonts w:ascii="Arial" w:hAnsi="Arial" w:eastAsia="Arial"/>
+          <w:rFonts w:ascii="Arial" w:hAnsi="Arial"/>
           <w:b/>
-          <w:color w:val="005B6B"/>
-          <w:sz w:val="16"/>
+          <w:color w:val="46525E"/>
+          <w:sz w:val="17"/>
         </w:rPr>
-      </w:r>
-    </w:p>
-    <w:p>
-      <w:pPr>
-        <w:pageBreakBefore w:val="0"/>
-        <w:spacing w:before="0" w:after="24" w:line="245" w:lineRule="auto"/>
-        <w:ind w:left="202" w:hanging="144"/>
-        <w:keepLines/>
-      </w:pPr>
-      <w:r>
-        <w:rPr>
-          <w:rFonts w:ascii="Arial" w:hAnsi="Arial" w:eastAsia="Arial"/>
-          <w:b/>
-          <w:color w:val="A9516D"/>
-          <w:sz w:val="16"/>
-        </w:rPr>
-        <w:t>• Direct platform evolution for ~60K users, ~90K facilities/entities, ~300 suppliers and ~1M transactions/month, translating institutional priorities into technology roadmaps, architecture, modernization, service ownership, controls and delivery priorities.</w:t>
-      </w:r>
-      <w:r>
-        <w:rPr>
-          <w:rFonts w:ascii="Arial" w:hAnsi="Arial" w:eastAsia="Arial"/>
-          <w:b/>
-          <w:color w:val="005B6B"/>
-          <w:sz w:val="16"/>
-        </w:rPr>
-      </w:r>
-    </w:p>
-    <w:p>
-      <w:pPr>
-        <w:pageBreakBefore w:val="0"/>
-        <w:spacing w:before="0" w:after="24" w:line="245" w:lineRule="auto"/>
-        <w:ind w:left="202" w:hanging="144"/>
-        <w:keepLines/>
-      </w:pPr>
-      <w:r>
-        <w:rPr>
-          <w:rFonts w:ascii="Arial" w:hAnsi="Arial" w:eastAsia="Arial"/>
-          <w:b/>
-          <w:color w:val="A9516D"/>
-          <w:sz w:val="16"/>
-        </w:rPr>
-        <w:t>• Govern enterprise/solution architecture across configurable, modular and API-driven platform capabilities, including shared services, RBAC, workflows, documents/archiving, auditability, data governance, integrations, security, performance, resilience and business continuity.</w:t>
-      </w:r>
-      <w:r>
-        <w:rPr>
-          <w:rFonts w:ascii="Arial" w:hAnsi="Arial" w:eastAsia="Arial"/>
-          <w:b/>
-          <w:color w:val="005B6B"/>
-          <w:sz w:val="16"/>
-        </w:rPr>
-      </w:r>
-    </w:p>
-    <w:p>
-      <w:pPr>
-        <w:pageBreakBefore w:val="0"/>
-        <w:spacing w:before="0" w:after="24" w:line="245" w:lineRule="auto"/>
-        <w:ind w:left="202" w:hanging="144"/>
-        <w:keepLines/>
-      </w:pPr>
-      <w:r>
-        <w:rPr>
-          <w:rFonts w:ascii="Arial" w:hAnsi="Arial" w:eastAsia="Arial"/>
-          <w:b/>
-          <w:color w:val="A9516D"/>
-          <w:sz w:val="16"/>
-        </w:rPr>
-        <w:t>• Govern end-to-end SDLC, program/portfolio delivery, change/adoption and service transition from discovery and requirements through architecture, engineering, QA/UAT, release, deployment, production support, incident/RCA and continuous improvement.</w:t>
-      </w:r>
-      <w:r>
-        <w:rPr>
-          <w:rFonts w:ascii="Arial" w:hAnsi="Arial" w:eastAsia="Arial"/>
-          <w:b/>
-          <w:color w:val="005B6B"/>
-          <w:sz w:val="16"/>
-        </w:rPr>
-      </w:r>
-    </w:p>
-    <w:p>
-      <w:pPr>
-        <w:pageBreakBefore w:val="0"/>
-        <w:spacing w:before="0" w:after="24" w:line="245" w:lineRule="auto"/>
-        <w:ind w:left="202" w:hanging="144"/>
-        <w:keepLines/>
-      </w:pPr>
-      <w:r>
-        <w:rPr>
-          <w:rFonts w:ascii="Arial" w:hAnsi="Arial" w:eastAsia="Arial"/>
-          <w:b/>
-          <w:color w:val="A9516D"/>
-          <w:sz w:val="16"/>
-        </w:rPr>
-        <w:t>• Oversee a ~20-person support/customer-service operation plus vendor/stakeholder coordination, executive reporting, technology risk/controls and controlled adoption of AI-assisted engineering, analysis and operational workflows.</w:t>
-      </w:r>
-      <w:r>
-        <w:rPr>
-          <w:rFonts w:ascii="Arial" w:hAnsi="Arial" w:eastAsia="Arial"/>
-          <w:b/>
-          <w:color w:val="005B6B"/>
-          <w:sz w:val="16"/>
-        </w:rPr>
+        <w:t>05/2016 - 10/2020</w:t>
       </w:r>
     </w:p>
     <w:p>
       <w:pPr>
         <w:keepNext/>
         <w:pageBreakBefore w:val="0"/>
-        <w:tabs>
-          <w:tab w:pos="10440" w:val="right"/>
-        </w:tabs>
-        <w:spacing w:before="100" w:after="0" w:line="245" w:lineRule="auto"/>
-        <w:keepLines/>
+        <w:spacing w:before="0" w:after="25" w:line="240" w:lineRule="auto"/>
       </w:pPr>
       <w:r>
         <w:rPr>
           <w:rFonts w:ascii="Arial" w:hAnsi="Arial" w:eastAsia="Arial"/>
           <w:b/>
-          <w:color w:val="6C263D"/>
+          <w:color w:val="183B56"/>
           <w:sz w:val="17"/>
         </w:rPr>
-        <w:t>Egyptian Authority for Unified Procurement (UPA) | Cairo, Egypt 10/2020 - 05/2025</w:t>
+        <w:t>Development Team Leader &amp; Senior Full-Stack Developer</w:t>
+      </w:r>
+    </w:p>
+    <w:p>
+      <w:pPr>
+        <w:keepNext w:val="0"/>
+        <w:pageBreakBefore w:val="0"/>
+        <w:spacing w:before="0" w:after="44" w:line="240" w:lineRule="auto"/>
+        <w:ind w:left="230" w:hanging="158"/>
+      </w:pPr>
+      <w:r>
+        <w:rPr>
+          <w:rFonts w:ascii="Arial" w:hAnsi="Arial" w:eastAsia="Arial"/>
+          <w:b w:val="0"/>
+          <w:color w:val="262F38"/>
+          <w:sz w:val="17"/>
+        </w:rPr>
+        <w:t>• Led a 10+ developer team while remaining hands-on across 15+ enterprise/e-government platforms; worked extensively on Oman Ministry of Education’s national Educational Portal (~1M users) across development, database/reporting, testing, deployment, rollout and production support.</w:t>
       </w:r>
       <w:r>
         <w:rPr>
           <w:rFonts w:ascii="Arial" w:hAnsi="Arial" w:eastAsia="Arial"/>
+          <w:b w:val="0"/>
+          <w:color w:val="262F38"/>
+          <w:sz w:val="17"/>
+        </w:rPr>
+      </w:r>
+    </w:p>
+    <w:p>
+      <w:pPr>
+        <w:keepNext w:val="0"/>
+        <w:pageBreakBefore w:val="0"/>
+        <w:spacing w:before="0" w:after="44" w:line="240" w:lineRule="auto"/>
+        <w:ind w:left="230" w:hanging="158"/>
+      </w:pPr>
+      <w:r>
+        <w:rPr>
+          <w:rFonts w:ascii="Arial" w:hAnsi="Arial" w:eastAsia="Arial"/>
+          <w:b w:val="0"/>
+          <w:color w:val="262F38"/>
+          <w:sz w:val="17"/>
+        </w:rPr>
+        <w:t>• Contributed extensively to Maktabi / Morasalat electronic correspondence, including workflows, reports, database components, testing, deployment, release and application support.</w:t>
+      </w:r>
+      <w:r>
+        <w:rPr>
+          <w:rFonts w:ascii="Arial" w:hAnsi="Arial" w:eastAsia="Arial"/>
+          <w:b w:val="0"/>
+          <w:color w:val="262F38"/>
+          <w:sz w:val="17"/>
+        </w:rPr>
+      </w:r>
+    </w:p>
+    <w:p>
+      <w:pPr>
+        <w:keepNext w:val="0"/>
+        <w:pageBreakBefore w:val="0"/>
+        <w:spacing w:before="0" w:after="44" w:line="240" w:lineRule="auto"/>
+        <w:ind w:left="230" w:hanging="158"/>
+      </w:pPr>
+      <w:r>
+        <w:rPr>
+          <w:rFonts w:ascii="Arial" w:hAnsi="Arial" w:eastAsia="Arial"/>
+          <w:b w:val="0"/>
+          <w:color w:val="262F38"/>
+          <w:sz w:val="17"/>
+        </w:rPr>
+        <w:t>• Delivered the Ministry of Education Recruitment System — recipient of the Sultan Qaboos Award — plus International Schools, Crisis Management and Asset Management systems; also contributed to Ministry of Agriculture delivery and Al Wahat Club Management System for Royal Court Affairs.</w:t>
+      </w:r>
+      <w:r>
+        <w:rPr>
+          <w:rFonts w:ascii="Arial" w:hAnsi="Arial" w:eastAsia="Arial"/>
+          <w:b w:val="0"/>
+          <w:color w:val="262F38"/>
+          <w:sz w:val="17"/>
+        </w:rPr>
+      </w:r>
+    </w:p>
+    <w:p>
+      <w:pPr>
+        <w:keepNext w:val="0"/>
+        <w:pageBreakBefore w:val="0"/>
+        <w:spacing w:before="0" w:after="44" w:line="240" w:lineRule="auto"/>
+        <w:ind w:left="230" w:hanging="158"/>
+      </w:pPr>
+      <w:r>
+        <w:rPr>
+          <w:rFonts w:ascii="Arial" w:hAnsi="Arial" w:eastAsia="Arial"/>
+          <w:b w:val="0"/>
+          <w:color w:val="262F38"/>
+          <w:sz w:val="17"/>
+        </w:rPr>
+        <w:t>• Worked across full-cycle government-system delivery using C#/.NET, ASP.NET, SQL Server/MySQL, JavaScript, REST/SOAP services, workflow/RBAC, reporting, integrations, testing, deployment and production-support practices.</w:t>
+      </w:r>
+      <w:r>
+        <w:rPr>
+          <w:rFonts w:ascii="Arial" w:hAnsi="Arial" w:eastAsia="Arial"/>
+          <w:b w:val="0"/>
+          <w:color w:val="262F38"/>
+          <w:sz w:val="17"/>
+        </w:rPr>
+      </w:r>
+    </w:p>
+    <w:p>
+      <w:pPr>
+        <w:keepNext w:val="0"/>
+        <w:pageBreakBefore w:val="0"/>
+        <w:tabs>
+          <w:tab w:pos="10080" w:val="right"/>
+        </w:tabs>
+        <w:spacing w:before="50" w:after="41" w:line="240" w:lineRule="auto"/>
+      </w:pPr>
+      <w:r>
+        <w:rPr>
+          <w:rFonts w:ascii="Arial" w:hAnsi="Arial"/>
           <w:b/>
-          <w:color w:val="6C263D"/>
+          <w:color w:val="183B56"/>
+          <w:sz w:val="18"/>
+        </w:rPr>
+        <w:t>Keyframe Egypt | Cairo, Egypt</w:t>
+      </w:r>
+      <w:r>
+        <w:tab/>
+      </w:r>
+      <w:r>
+        <w:rPr>
+          <w:rFonts w:ascii="Arial" w:hAnsi="Arial"/>
+          <w:b/>
+          <w:color w:val="46525E"/>
+          <w:sz w:val="17"/>
+        </w:rPr>
+        <w:t>04/2011 - 05/2016</w:t>
+      </w:r>
+    </w:p>
+    <w:p>
+      <w:pPr>
+        <w:keepNext/>
+        <w:pageBreakBefore w:val="0"/>
+        <w:spacing w:before="0" w:after="25" w:line="240" w:lineRule="auto"/>
+      </w:pPr>
+      <w:r>
+        <w:rPr>
+          <w:rFonts w:ascii="Arial" w:hAnsi="Arial" w:eastAsia="Arial"/>
+          <w:b/>
+          <w:color w:val="183B56"/>
+          <w:sz w:val="17"/>
+        </w:rPr>
+        <w:t>Development Team Leader &amp; Senior Full-Stack Developer</w:t>
+      </w:r>
+    </w:p>
+    <w:p>
+      <w:pPr>
+        <w:keepNext w:val="0"/>
+        <w:pageBreakBefore w:val="0"/>
+        <w:spacing w:before="0" w:after="44" w:line="240" w:lineRule="auto"/>
+        <w:ind w:left="230" w:hanging="158"/>
+      </w:pPr>
+      <w:r>
+        <w:rPr>
+          <w:rFonts w:ascii="Arial" w:hAnsi="Arial" w:eastAsia="Arial"/>
+          <w:b w:val="0"/>
+          <w:color w:val="262F38"/>
+          <w:sz w:val="17"/>
+        </w:rPr>
+        <w:t>• Led a 6-person development team while remaining deeply hands-on across 150+ major and mid-sized projects/engagements, excluding small projects, across government, healthcare, education, construction/real estate, automotive, events and commercial sectors.</w:t>
+      </w:r>
+      <w:r>
+        <w:rPr>
+          <w:rFonts w:ascii="Arial" w:hAnsi="Arial" w:eastAsia="Arial"/>
+          <w:b w:val="0"/>
+          <w:color w:val="262F38"/>
+          <w:sz w:val="17"/>
+        </w:rPr>
+      </w:r>
+    </w:p>
+    <w:p>
+      <w:pPr>
+        <w:keepNext w:val="0"/>
+        <w:pageBreakBefore w:val="0"/>
+        <w:spacing w:before="0" w:after="44" w:line="240" w:lineRule="auto"/>
+        <w:ind w:left="230" w:hanging="158"/>
+      </w:pPr>
+      <w:r>
+        <w:rPr>
+          <w:rFonts w:ascii="Arial" w:hAnsi="Arial" w:eastAsia="Arial"/>
+          <w:b w:val="0"/>
+          <w:color w:val="262F38"/>
+          <w:sz w:val="17"/>
+        </w:rPr>
+        <w:t>• Delivered public-sector portals and enterprise solutions spanning CMS, workflow, reporting, integrations, testing, deployment and support.</w:t>
+      </w:r>
+    </w:p>
+    <w:p>
+      <w:pPr>
+        <w:keepNext w:val="0"/>
+        <w:pageBreakBefore w:val="0"/>
+        <w:spacing w:after="44"/>
+        <w:ind w:left="230" w:hanging="158"/>
+      </w:pPr>
+      <w:r>
+        <w:rPr>
+          <w:rFonts w:ascii="Arial" w:hAnsi="Arial"/>
+          <w:b w:val="0"/>
+          <w:color w:val="262F38"/>
+          <w:sz w:val="17"/>
+        </w:rPr>
+        <w:t>• Keyframe delivery included multiple award-winning digital solutions; Yashfeen is a confirmed ITIDA competition-winning healthcare portal.</w:t>
+      </w:r>
+    </w:p>
+    <CT_P/>
+    <w:p>
+      <w:pPr>
+        <w:keepNext w:val="0"/>
+        <w:pageBreakBefore w:val="0"/>
+        <w:spacing w:before="0" w:after="44" w:line="240" w:lineRule="auto"/>
+        <w:ind w:left="230" w:hanging="158"/>
+      </w:pPr>
+      <w:r>
+        <w:rPr>
+          <w:rFonts w:ascii="Arial" w:hAnsi="Arial" w:eastAsia="Arial"/>
+          <w:b w:val="0"/>
+          <w:color w:val="262F38"/>
+          <w:sz w:val="17"/>
+        </w:rPr>
+        <w:t>• Built/customized multilingual .NET CMS and electronic-publishing solutions using custom platforms, Umbraco and Kentico, while standardizing reusable components, coding/documentation, testing/release, performance/security review and handover/support practices.</w:t>
+      </w:r>
+      <w:r>
+        <w:rPr>
+          <w:rFonts w:ascii="Arial" w:hAnsi="Arial" w:eastAsia="Arial"/>
+          <w:b w:val="0"/>
+          <w:color w:val="262F38"/>
+          <w:sz w:val="17"/>
+        </w:rPr>
+      </w:r>
+    </w:p>
+    <w:p>
+      <w:pPr>
+        <w:keepNext w:val="0"/>
+        <w:pageBreakBefore w:val="0"/>
+        <w:tabs>
+          <w:tab w:pos="10080" w:val="right"/>
+        </w:tabs>
+        <w:spacing w:before="50" w:after="41" w:line="240" w:lineRule="auto"/>
+      </w:pPr>
+      <w:r>
+        <w:rPr>
+          <w:rFonts w:ascii="Arial" w:hAnsi="Arial"/>
+          <w:b/>
+          <w:color w:val="183B56"/>
+          <w:sz w:val="18"/>
+        </w:rPr>
+        <w:t>Egyptian Armed Forces | Egypt</w:t>
+      </w:r>
+      <w:r>
+        <w:tab/>
+      </w:r>
+      <w:r>
+        <w:rPr>
+          <w:rFonts w:ascii="Arial" w:hAnsi="Arial"/>
+          <w:b/>
+          <w:color w:val="46525E"/>
+          <w:sz w:val="17"/>
+        </w:rPr>
+        <w:t>04/2008 - 10/2010</w:t>
+      </w:r>
+    </w:p>
+    <w:p>
+      <w:pPr>
+        <w:keepNext/>
+        <w:pageBreakBefore w:val="0"/>
+        <w:spacing w:before="0" w:after="25" w:line="240" w:lineRule="auto"/>
+      </w:pPr>
+      <w:r>
+        <w:rPr>
+          <w:rFonts w:ascii="Arial" w:hAnsi="Arial" w:eastAsia="Arial"/>
+          <w:b/>
+          <w:color w:val="183B56"/>
+          <w:sz w:val="17"/>
+        </w:rPr>
+        <w:t>Linux Systems &amp; Web Developer</w:t>
+      </w:r>
+    </w:p>
+    <w:p>
+      <w:pPr>
+        <w:keepNext w:val="0"/>
+        <w:pageBreakBefore w:val="0"/>
+        <w:spacing w:before="0" w:after="44" w:line="240" w:lineRule="auto"/>
+        <w:ind w:left="230" w:hanging="158"/>
+      </w:pPr>
+      <w:r>
+        <w:rPr>
+          <w:rFonts w:ascii="Arial" w:hAnsi="Arial" w:eastAsia="Arial"/>
+          <w:b w:val="0"/>
+          <w:color w:val="262F38"/>
+          <w:sz w:val="17"/>
+        </w:rPr>
+        <w:t xml:space="preserve">• </w:t>
+      </w:r>
+      <w:r>
+        <w:rPr>
+          <w:rFonts w:ascii="Arial" w:hAnsi="Arial" w:eastAsia="Arial"/>
+          <w:b w:val="0"/>
+          <w:color w:val="262F38"/>
+          <w:sz w:val="17"/>
+        </w:rPr>
+        <w:t>Contributed to Egypt's first Linux distribution, working on Linux from Scratch builds, kernel modules, optimization, and platform hardening; also built secure internal ASP.NET/SQL Server applications.</w:t>
+      </w:r>
+    </w:p>
+    <w:p>
+      <w:pPr>
+        <w:keepNext/>
+        <w:spacing w:before="88" w:after="60" w:line="240" w:lineRule="auto"/>
+        <w:pageBreakBefore w:val="0"/>
+        <w:pBdr>
+          <w:bottom w:val="single" w:sz="5" w:space="3" w:color="B8C5D1"/>
+        </w:pBdr>
+      </w:pPr>
+      <w:r>
+        <w:rPr>
+          <w:rFonts w:ascii="Arial" w:hAnsi="Arial" w:eastAsia="Arial"/>
+          <w:b/>
+          <w:color w:val="183B56"/>
+          <w:sz w:val="19"/>
+        </w:rPr>
+        <w:t>SELECTED GOVERNANCE &amp; EXECUTIVE CONTRIBUTIONS</w:t>
+      </w:r>
+    </w:p>
+    <w:p>
+      <w:pPr>
+        <w:keepNext w:val="0"/>
+        <w:pageBreakBefore w:val="0"/>
+        <w:spacing w:before="0" w:after="44" w:line="240" w:lineRule="auto"/>
+        <w:ind w:left="230" w:hanging="158"/>
+      </w:pPr>
+      <w:r>
+        <w:rPr>
+          <w:rFonts w:ascii="Arial" w:hAnsi="Arial" w:eastAsia="Arial"/>
+          <w:b w:val="0"/>
+          <w:color w:val="262F38"/>
+          <w:sz w:val="17"/>
+        </w:rPr>
+        <w:t>• World Bank Group B-READY Egypt Assessment (2025-2026): contributed on the Egypt side to digital-transformation work supporting private-sector digitization, public-service modernization and national competitiveness.</w:t>
+      </w:r>
+      <w:r>
+        <w:rPr>
+          <w:rFonts w:ascii="Arial" w:hAnsi="Arial" w:eastAsia="Arial"/>
+          <w:b w:val="0"/>
+          <w:color w:val="262F38"/>
+          <w:sz w:val="17"/>
+        </w:rPr>
+      </w:r>
+    </w:p>
+    <w:p>
+      <w:pPr>
+        <w:keepNext w:val="0"/>
+        <w:pageBreakBefore w:val="0"/>
+        <w:spacing w:before="0" w:after="44" w:line="240" w:lineRule="auto"/>
+        <w:ind w:left="230" w:hanging="158"/>
+      </w:pPr>
+      <w:r>
+        <w:rPr>
+          <w:rFonts w:ascii="Arial" w:hAnsi="Arial" w:eastAsia="Arial"/>
+          <w:b w:val="0"/>
+          <w:color w:val="262F38"/>
+          <w:sz w:val="17"/>
+        </w:rPr>
+        <w:t>• National Blood Operations (2021-2024): contributed to oversight/governance relating to digital systems, data integrity and technology standards in the national blood-supply environment.</w:t>
+      </w:r>
+      <w:r>
+        <w:rPr>
+          <w:rFonts w:ascii="Arial" w:hAnsi="Arial" w:eastAsia="Arial"/>
+          <w:b w:val="0"/>
+          <w:color w:val="262F38"/>
+          <w:sz w:val="17"/>
+        </w:rPr>
+      </w:r>
+    </w:p>
+    <w:p>
+      <w:pPr>
+        <w:keepNext w:val="0"/>
+        <w:pageBreakBefore w:val="0"/>
+        <w:spacing w:before="0" w:after="44" w:line="240" w:lineRule="auto"/>
+        <w:ind w:left="230" w:hanging="158"/>
+      </w:pPr>
+      <w:r>
+        <w:rPr>
+          <w:rFonts w:ascii="Arial" w:hAnsi="Arial" w:eastAsia="Arial"/>
+          <w:b w:val="0"/>
+          <w:color w:val="262F38"/>
+          <w:sz w:val="17"/>
+        </w:rPr>
+        <w:t>• National Pharmaceutical Track &amp; Trace Program (2021-2024): contributed to multi-agency governance, stakeholder alignment, compliance, interoperability and technology-roadmap coordination across UPA, Egyptian Drug Authority and Ministry of Health stakeholders.</w:t>
+      </w:r>
+      <w:r>
+        <w:rPr>
+          <w:rFonts w:ascii="Arial" w:hAnsi="Arial" w:eastAsia="Arial"/>
+          <w:b w:val="0"/>
+          <w:color w:val="262F38"/>
           <w:sz w:val="17"/>
         </w:rPr>
       </w:r>
@@ -569,767 +1138,231 @@
     <w:p>
       <w:pPr>
         <w:keepNext/>
+        <w:spacing w:before="88" w:after="60" w:line="240" w:lineRule="auto"/>
         <w:pageBreakBefore w:val="0"/>
-        <w:spacing w:before="0" w:after="20" w:line="245" w:lineRule="auto"/>
-        <w:keepLines/>
+        <w:pBdr>
+          <w:bottom w:val="single" w:sz="5" w:space="3" w:color="B8C5D1"/>
+        </w:pBdr>
       </w:pPr>
       <w:r>
         <w:rPr>
           <w:rFonts w:ascii="Arial" w:hAnsi="Arial" w:eastAsia="Arial"/>
           <w:b/>
-          <w:color w:val="A9516D"/>
-          <w:sz w:val="17"/>
+          <w:color w:val="183B56"/>
+          <w:sz w:val="19"/>
         </w:rPr>
-        <w:t>General Manager - Systems, Applications &amp; Technical Support</w:t>
+        <w:t>SELECTED ENTERPRISE PLATFORMS &amp; TRANSFORMATION DOMAINS</w:t>
       </w:r>
     </w:p>
     <w:p>
       <w:pPr>
+        <w:keepNext w:val="0"/>
         <w:pageBreakBefore w:val="0"/>
-        <w:spacing w:before="0" w:after="24" w:line="245" w:lineRule="auto"/>
-        <w:ind w:left="202" w:hanging="144"/>
-        <w:keepLines/>
+        <w:spacing w:before="20" w:after="41" w:line="240" w:lineRule="auto"/>
+      </w:pPr>
+      <w:r>
+        <w:rPr>
+          <w:rFonts w:ascii="Arial" w:hAnsi="Arial"/>
+          <w:b/>
+          <w:color w:val="183B56"/>
+          <w:sz w:val="17"/>
+        </w:rPr>
+        <w:t xml:space="preserve">Representative Platforms: </w:t>
+      </w:r>
+      <w:r>
+        <w:rPr>
+          <w:rFonts w:ascii="Arial" w:hAnsi="Arial"/>
+          <w:b w:val="0"/>
+          <w:color w:val="262F38"/>
+          <w:sz w:val="17"/>
+        </w:rPr>
+        <w:t>UPA unified procurement ecosystem and shared workflow/RBAC/audit/reporting/integration services; Oman Educational Portal (~1M users), Maktabi/Morasalat, Recruitment, International Schools, Crisis/Asset Management, Ministry of Agriculture and Egypt Ministry of Health portals.</w:t>
+      </w:r>
+    </w:p>
+    <w:p>
+      <w:pPr>
+        <w:keepNext/>
+        <w:spacing w:before="88" w:after="60" w:line="240" w:lineRule="auto"/>
+        <w:pageBreakBefore w:val="0"/>
+        <w:pBdr>
+          <w:bottom w:val="single" w:sz="5" w:space="3" w:color="B8C5D1"/>
+        </w:pBdr>
       </w:pPr>
       <w:r>
         <w:rPr>
           <w:rFonts w:ascii="Arial" w:hAnsi="Arial" w:eastAsia="Arial"/>
           <w:b/>
-          <w:color w:val="A9516D"/>
-          <w:sz w:val="16"/>
+          <w:color w:val="183B56"/>
+          <w:sz w:val="19"/>
         </w:rPr>
-        <w:t>• Directed enterprise applications, systems, technical support and stakeholder-service delivery across procurement, medical supply, inventory, reporting, CMS/publishing and workflow capabilities.</w:t>
-      </w:r>
-      <w:r>
-        <w:rPr>
-          <w:rFonts w:ascii="Arial" w:hAnsi="Arial" w:eastAsia="Arial"/>
-          <w:b/>
-          <w:color w:val="005B6B"/>
-          <w:sz w:val="16"/>
-        </w:rPr>
+        <w:t>TECHNICAL &amp; MANAGEMENT CAPABILITIES</w:t>
       </w:r>
     </w:p>
     <w:p>
       <w:pPr>
+        <w:keepNext w:val="0"/>
         <w:pageBreakBefore w:val="0"/>
-        <w:spacing w:before="0" w:after="24" w:line="245" w:lineRule="auto"/>
-        <w:ind w:left="202" w:hanging="144"/>
-        <w:keepLines/>
+        <w:spacing w:before="0" w:after="41" w:line="240" w:lineRule="auto"/>
+      </w:pPr>
+      <w:r>
+        <w:rPr>
+          <w:rFonts w:ascii="Arial" w:hAnsi="Arial"/>
+          <w:b/>
+          <w:color w:val="183B56"/>
+          <w:sz w:val="17"/>
+        </w:rPr>
+        <w:t xml:space="preserve">Strategy &amp; Governance: </w:t>
+      </w:r>
+      <w:r>
+        <w:rPr>
+          <w:rFonts w:ascii="Arial" w:hAnsi="Arial"/>
+          <w:b w:val="0"/>
+          <w:color w:val="262F38"/>
+          <w:sz w:val="17"/>
+        </w:rPr>
+        <w:t>Technology Strategy, Digital Transformation, IT Governance, Portfolio/Roadmaps, Executive Stakeholder Management, Enterprise/Solution Architecture, Vendor Management, Risk/Controls, Security Governance, Business Continuity/DR</w:t>
+      </w:r>
+    </w:p>
+    <w:p>
+      <w:pPr>
+        <w:keepNext w:val="0"/>
+        <w:pageBreakBefore w:val="0"/>
+        <w:spacing w:before="0" w:after="41" w:line="240" w:lineRule="auto"/>
+      </w:pPr>
+      <w:r>
+        <w:rPr>
+          <w:rFonts w:ascii="Arial" w:hAnsi="Arial"/>
+          <w:b/>
+          <w:color w:val="183B56"/>
+          <w:sz w:val="17"/>
+        </w:rPr>
+        <w:t xml:space="preserve">Engineering &amp; Delivery: </w:t>
+      </w:r>
+      <w:r>
+        <w:rPr>
+          <w:rFonts w:ascii="Arial" w:hAnsi="Arial"/>
+          <w:b w:val="0"/>
+          <w:color w:val="262F38"/>
+          <w:sz w:val="17"/>
+        </w:rPr>
+        <w:t>C#/.NET, Enterprise Applications, Workflow/BPM, CMS/DMS, Secure SDLC, Agile/Hybrid Delivery, Requirements, QA/UAT, Release/Go-Live, Change &amp; Adoption, Service Transition, Program/Portfolio Governance</w:t>
+      </w:r>
+    </w:p>
+    <w:p>
+      <w:pPr>
+        <w:keepNext w:val="0"/>
+        <w:pageBreakBefore w:val="0"/>
+        <w:spacing w:before="0" w:after="41" w:line="240" w:lineRule="auto"/>
+      </w:pPr>
+      <w:r>
+        <w:rPr>
+          <w:rFonts w:ascii="Arial" w:hAnsi="Arial"/>
+          <w:b/>
+          <w:color w:val="183B56"/>
+          <w:sz w:val="17"/>
+        </w:rPr>
+        <w:t xml:space="preserve">Service, Data &amp; Integration: </w:t>
+      </w:r>
+      <w:r>
+        <w:rPr>
+          <w:rFonts w:ascii="Arial" w:hAnsi="Arial"/>
+          <w:b w:val="0"/>
+          <w:color w:val="262F38"/>
+          <w:sz w:val="17"/>
+        </w:rPr>
+        <w:t>Technical Support/Customer Service, Service Desk, SLA/RCA, Training/Adoption, Data Governance/MDM/Quality, Reporting/Analytics, SQL Server/PostgreSQL/MySQL, REST/SOAP APIs, External Integrations</w:t>
+      </w:r>
+    </w:p>
+    <w:p>
+      <w:pPr>
+        <w:keepNext w:val="0"/>
+        <w:pageBreakBefore w:val="0"/>
+        <w:spacing w:before="0" w:after="41" w:line="240" w:lineRule="auto"/>
+      </w:pPr>
+      <w:r>
+        <w:rPr>
+          <w:rFonts w:ascii="Arial" w:hAnsi="Arial"/>
+          <w:b/>
+          <w:color w:val="183B56"/>
+          <w:sz w:val="17"/>
+        </w:rPr>
+        <w:t xml:space="preserve">Tools &amp; AI: </w:t>
+      </w:r>
+      <w:r>
+        <w:rPr>
+          <w:rFonts w:ascii="Arial" w:hAnsi="Arial"/>
+          <w:b w:val="0"/>
+          <w:color w:val="262F38"/>
+          <w:sz w:val="17"/>
+        </w:rPr>
+        <w:t>Git/TFS, Jenkins, Postman/Swagger, Visual Studio/VS Code, SSMS/DBeaver/DataGrip, Applied AI &amp; Automation, Controlled Enterprise AI Adoption</w:t>
+      </w:r>
+    </w:p>
+    <w:p>
+      <w:pPr>
+        <w:keepNext/>
+        <w:spacing w:before="88" w:after="60" w:line="240" w:lineRule="auto"/>
+        <w:pageBreakBefore w:val="0"/>
+        <w:pBdr>
+          <w:bottom w:val="single" w:sz="5" w:space="3" w:color="B8C5D1"/>
+        </w:pBdr>
       </w:pPr>
       <w:r>
         <w:rPr>
           <w:rFonts w:ascii="Arial" w:hAnsi="Arial" w:eastAsia="Arial"/>
           <w:b/>
-          <w:color w:val="A9516D"/>
-          <w:sz w:val="16"/>
+          <w:color w:val="183B56"/>
+          <w:sz w:val="19"/>
         </w:rPr>
-        <w:t>• Modernized manual processes into governed digital workflows with approvals, RBAC, auditability, data validation, reporting and operational ownership.</w:t>
-      </w:r>
-      <w:r>
-        <w:rPr>
-          <w:rFonts w:ascii="Arial" w:hAnsi="Arial" w:eastAsia="Arial"/>
-          <w:b/>
-          <w:color w:val="005B6B"/>
-          <w:sz w:val="16"/>
-        </w:rPr>
-      </w:r>
-    </w:p>
-    <w:p>
-      <w:pPr>
-        <w:pageBreakBefore w:val="0"/>
-        <w:spacing w:before="0" w:after="24" w:line="245" w:lineRule="auto"/>
-        <w:ind w:left="202" w:hanging="144"/>
-        <w:keepLines/>
-      </w:pPr>
-      <w:r>
-        <w:rPr>
-          <w:rFonts w:ascii="Arial" w:hAnsi="Arial" w:eastAsia="Arial"/>
-          <w:b/>
-          <w:color w:val="A9516D"/>
-          <w:sz w:val="16"/>
-        </w:rPr>
-        <w:t>• Strengthened engineering and service delivery through clearer ownership, technical standards, architecture/design and code reviews, QA/release gates, documentation, incident/RCA practices, knowledge transfer and repeatable support procedures.</w:t>
-      </w:r>
-      <w:r>
-        <w:rPr>
-          <w:rFonts w:ascii="Arial" w:hAnsi="Arial" w:eastAsia="Arial"/>
-          <w:b/>
-          <w:color w:val="005B6B"/>
-          <w:sz w:val="16"/>
-        </w:rPr>
-      </w:r>
-    </w:p>
-    <w:p>
-      <w:pPr>
-        <w:pageBreakBefore w:val="0"/>
-        <w:spacing w:before="0" w:after="24" w:line="245" w:lineRule="auto"/>
-        <w:ind w:left="202" w:hanging="144"/>
-        <w:keepLines/>
-      </w:pPr>
-      <w:r>
-        <w:rPr>
-          <w:rFonts w:ascii="Arial" w:hAnsi="Arial" w:eastAsia="Arial"/>
-          <w:b/>
-          <w:color w:val="A9516D"/>
-          <w:sz w:val="16"/>
-        </w:rPr>
-        <w:t>• Coordinated multi-agency initiatives and nationwide onboarding, training, support, escalation, feedback and adoption across public-sector stakeholders.</w:t>
-      </w:r>
-      <w:r>
-        <w:rPr>
-          <w:rFonts w:ascii="Arial" w:hAnsi="Arial" w:eastAsia="Arial"/>
-          <w:b/>
-          <w:color w:val="005B6B"/>
-          <w:sz w:val="16"/>
-        </w:rPr>
-      </w:r>
-    </w:p>
-    <w:p>
-      <w:pPr>
-        <w:pageBreakBefore w:val="0"/>
-        <w:spacing w:line="245" w:lineRule="auto" w:after="40"/>
-      </w:pPr>
-    </w:p>
-    <w:p>
-      <w:pPr>
-        <w:keepNext/>
-        <w:pageBreakBefore w:val="0"/>
-        <w:tabs>
-          <w:tab w:pos="10440" w:val="right"/>
-        </w:tabs>
-        <w:spacing w:before="100" w:after="0" w:line="245" w:lineRule="auto"/>
-        <w:keepLines/>
-      </w:pPr>
-      <w:r>
-        <w:rPr>
-          <w:rFonts w:ascii="Arial" w:hAnsi="Arial" w:eastAsia="Arial"/>
-          <w:b/>
-          <w:color w:val="6C263D"/>
-          <w:sz w:val="17"/>
-        </w:rPr>
-        <w:t>Integral Solutions LLC | Muscat, Oman</w:t>
-      </w:r>
-      <w:r>
-        <w:rPr>
-          <w:rFonts w:ascii="Arial" w:hAnsi="Arial" w:eastAsia="Arial"/>
-          <w:b/>
-          <w:color w:val="6C263D"/>
-          <w:sz w:val="17"/>
-        </w:rPr>
-        <w:tab/>
-        <w:t>05/2016 - 10/2020</w:t>
+        <w:t>EDUCATION &amp; LANGUAGES</w:t>
       </w:r>
     </w:p>
     <w:p>
       <w:pPr>
         <w:keepNext/>
         <w:pageBreakBefore w:val="0"/>
-        <w:spacing w:before="0" w:after="20" w:line="245" w:lineRule="auto"/>
-        <w:keepLines/>
+        <w:spacing w:before="72" w:after="16" w:line="247" w:lineRule="auto"/>
       </w:pPr>
       <w:r>
         <w:rPr>
-          <w:rFonts w:ascii="Arial" w:hAnsi="Arial" w:eastAsia="Arial"/>
+          <w:rFonts w:ascii="Arial" w:hAnsi="Arial"/>
           <w:b/>
-          <w:color w:val="A9516D"/>
+          <w:color w:val="183B56"/>
           <w:sz w:val="17"/>
         </w:rPr>
-        <w:t>Development Team Leader &amp; Senior Full-Stack Developer</w:t>
+        <w:t xml:space="preserve">Education: </w:t>
+      </w:r>
+      <w:r>
+        <w:rPr>
+          <w:rFonts w:ascii="Arial" w:hAnsi="Arial"/>
+          <w:b w:val="0"/>
+          <w:color w:val="262F38"/>
+          <w:sz w:val="17"/>
+        </w:rPr>
+        <w:t>B.Sc. in Computer Science, Faculty of Computers &amp; Informatics, Zagazig University | 2003-2007</w:t>
       </w:r>
     </w:p>
     <w:p>
       <w:pPr>
+        <w:keepNext w:val="0"/>
         <w:pageBreakBefore w:val="0"/>
-        <w:spacing w:before="0" w:after="24" w:line="245" w:lineRule="auto"/>
-        <w:ind w:left="202" w:hanging="144"/>
-        <w:keepLines/>
+        <w:spacing w:before="0" w:after="41" w:line="247" w:lineRule="auto"/>
       </w:pPr>
       <w:r>
         <w:rPr>
-          <w:rFonts w:ascii="Arial" w:hAnsi="Arial" w:eastAsia="Arial"/>
+          <w:rFonts w:ascii="Arial" w:hAnsi="Arial"/>
           <w:b/>
-          <w:color w:val="A9516D"/>
-          <w:sz w:val="16"/>
-        </w:rPr>
-        <w:t>• Led a 10+ developer team while remaining hands-on across 15+ enterprise/e-government platforms; worked extensively on Oman Ministry of Education’s national Educational Portal (~1M users) across development, database/reporting, testing, deployment, rollout and production support.</w:t>
-      </w:r>
-      <w:r>
-        <w:rPr>
-          <w:rFonts w:ascii="Arial" w:hAnsi="Arial" w:eastAsia="Arial"/>
-          <w:b/>
-          <w:color w:val="005B6B"/>
-          <w:sz w:val="16"/>
-        </w:rPr>
-      </w:r>
-    </w:p>
-    <w:p>
-      <w:pPr>
-        <w:pageBreakBefore w:val="0"/>
-        <w:spacing w:before="0" w:after="24" w:line="245" w:lineRule="auto"/>
-        <w:ind w:left="202" w:hanging="144"/>
-        <w:keepLines/>
-      </w:pPr>
-      <w:r>
-        <w:rPr>
-          <w:rFonts w:ascii="Arial" w:hAnsi="Arial" w:eastAsia="Arial"/>
-          <w:b/>
-          <w:color w:val="A9516D"/>
-          <w:sz w:val="16"/>
-        </w:rPr>
-        <w:t>• Contributed extensively to Maktabi / Morasalat electronic correspondence, including workflows, reports, database components, testing, deployment, release and application support.</w:t>
-      </w:r>
-      <w:r>
-        <w:rPr>
-          <w:rFonts w:ascii="Arial" w:hAnsi="Arial" w:eastAsia="Arial"/>
-          <w:b/>
-          <w:color w:val="005B6B"/>
-          <w:sz w:val="16"/>
-        </w:rPr>
-      </w:r>
-    </w:p>
-    <w:p>
-      <w:pPr>
-        <w:pageBreakBefore w:val="0"/>
-        <w:spacing w:before="0" w:after="24" w:line="245" w:lineRule="auto"/>
-        <w:ind w:left="202" w:hanging="144"/>
-        <w:keepLines/>
-      </w:pPr>
-      <w:r>
-        <w:rPr>
-          <w:rFonts w:ascii="Arial" w:hAnsi="Arial" w:eastAsia="Arial"/>
-          <w:b/>
-          <w:color w:val="A9516D"/>
-          <w:sz w:val="16"/>
-        </w:rPr>
-        <w:t>• Delivered the Ministry of Education Recruitment System — recipient of the Sultan Qaboos Award — plus International Schools, Crisis Management and Asset Management systems; also contributed to Ministry of Agriculture delivery and Al Wahat Club Management System for Royal Court Affairs.</w:t>
-      </w:r>
-      <w:r>
-        <w:rPr>
-          <w:rFonts w:ascii="Arial" w:hAnsi="Arial" w:eastAsia="Arial"/>
-          <w:b/>
-          <w:color w:val="005B6B"/>
-          <w:sz w:val="16"/>
-        </w:rPr>
-      </w:r>
-    </w:p>
-    <w:p>
-      <w:pPr>
-        <w:pageBreakBefore w:val="0"/>
-        <w:spacing w:before="0" w:after="24" w:line="245" w:lineRule="auto"/>
-        <w:ind w:left="202" w:hanging="144"/>
-        <w:keepLines/>
-      </w:pPr>
-      <w:r>
-        <w:rPr>
-          <w:rFonts w:ascii="Arial" w:hAnsi="Arial" w:eastAsia="Arial"/>
-          <w:b/>
-          <w:color w:val="A9516D"/>
-          <w:sz w:val="16"/>
-        </w:rPr>
-        <w:t>• Worked across full-cycle government-system delivery using C#/.NET, ASP.NET, SQL Server/MySQL, JavaScript, REST/SOAP services, workflow/RBAC, reporting, integrations, testing, deployment and production-support practices.</w:t>
-      </w:r>
-      <w:r>
-        <w:rPr>
-          <w:rFonts w:ascii="Arial" w:hAnsi="Arial" w:eastAsia="Arial"/>
-          <w:b/>
-          <w:color w:val="005B6B"/>
-          <w:sz w:val="16"/>
-        </w:rPr>
-      </w:r>
-    </w:p>
-    <w:p>
-      <w:pPr>
-        <w:keepNext/>
-        <w:pageBreakBefore w:val="0"/>
-        <w:tabs>
-          <w:tab w:pos="10440" w:val="right"/>
-        </w:tabs>
-        <w:spacing w:before="100" w:after="0" w:line="245" w:lineRule="auto"/>
-        <w:keepLines/>
-      </w:pPr>
-      <w:r>
-        <w:rPr>
-          <w:rFonts w:ascii="Arial" w:hAnsi="Arial" w:eastAsia="Arial"/>
-          <w:b/>
-          <w:color w:val="6C263D"/>
+          <w:color w:val="183B56"/>
           <w:sz w:val="17"/>
-        </w:rPr>
-        <w:t>Keyframe Egypt | Cairo, Egypt</w:t>
-      </w:r>
-      <w:r>
-        <w:rPr>
-          <w:rFonts w:ascii="Arial" w:hAnsi="Arial" w:eastAsia="Arial"/>
-          <w:b/>
-          <w:color w:val="6C263D"/>
-          <w:sz w:val="17"/>
-        </w:rPr>
-        <w:tab/>
-        <w:t>04/2011 - 05/2016</w:t>
-      </w:r>
-    </w:p>
-    <w:p>
-      <w:pPr>
-        <w:keepNext/>
-        <w:pageBreakBefore w:val="0"/>
-        <w:spacing w:before="0" w:after="20" w:line="245" w:lineRule="auto"/>
-        <w:keepLines/>
-      </w:pPr>
-      <w:r>
-        <w:rPr>
-          <w:rFonts w:ascii="Arial" w:hAnsi="Arial" w:eastAsia="Arial"/>
-          <w:b/>
-          <w:color w:val="A9516D"/>
-          <w:sz w:val="17"/>
-        </w:rPr>
-        <w:t>Development Team Leader &amp; Senior Full-Stack Developer</w:t>
-      </w:r>
-    </w:p>
-    <w:p>
-      <w:pPr>
-        <w:pageBreakBefore w:val="0"/>
-        <w:spacing w:before="0" w:after="24" w:line="245" w:lineRule="auto"/>
-        <w:ind w:left="202" w:hanging="144"/>
-        <w:keepLines/>
-      </w:pPr>
-      <w:r>
-        <w:rPr>
-          <w:rFonts w:ascii="Arial" w:hAnsi="Arial" w:eastAsia="Arial"/>
-          <w:b/>
-          <w:color w:val="A9516D"/>
-          <w:sz w:val="16"/>
-        </w:rPr>
-        <w:t>• Led a 6-person development team while remaining deeply hands-on across 150+ major and mid-sized projects/engagements, excluding small projects, across government, healthcare, education, construction/real estate, automotive, events and commercial sectors.</w:t>
-      </w:r>
-      <w:r>
-        <w:rPr>
-          <w:rFonts w:ascii="Arial" w:hAnsi="Arial" w:eastAsia="Arial"/>
-          <w:b/>
-          <w:color w:val="005B6B"/>
-          <w:sz w:val="16"/>
-        </w:rPr>
-      </w:r>
-    </w:p>
-    <w:p>
-      <w:pPr>
-        <w:pageBreakBefore w:val="0"/>
-        <w:spacing w:before="0" w:after="24" w:line="245" w:lineRule="auto"/>
-        <w:ind w:left="202" w:hanging="144"/>
-        <w:keepLines/>
-      </w:pPr>
-      <w:r>
-        <w:rPr>
-          <w:rFonts w:ascii="Arial" w:hAnsi="Arial" w:eastAsia="Arial"/>
-          <w:b/>
-          <w:color w:val="A9516D"/>
-          <w:sz w:val="16"/>
-        </w:rPr>
-        <w:t>• Delivered public-sector portals and enterprise solutions spanning CMS, workflow, reporting, integrations, testing, deployment and support.</w:t>
-      </w:r>
-    </w:p>
-    <w:p>
-      <w:pPr>
-        <w:pageBreakBefore w:val="0"/>
-        <w:spacing w:line="245" w:lineRule="auto" w:after="24"/>
-        <w:ind w:left="202" w:hanging="144"/>
-        <w:keepLines/>
-      </w:pPr>
-      <w:r>
-        <w:rPr>
-          <w:b/>
-          <w:color w:val="A9516D"/>
-          <w:sz w:val="16"/>
-        </w:rPr>
-        <w:t>• Keyframe delivery included multiple award-winning digital solutions; Yashfeen is a confirmed ITIDA competition-winning healthcare portal.</w:t>
-      </w:r>
-    </w:p>
-    <CT_P/>
-    <w:p>
-      <w:pPr>
-        <w:pageBreakBefore w:val="0"/>
-        <w:spacing w:before="0" w:after="24" w:line="245" w:lineRule="auto"/>
-        <w:ind w:left="202" w:hanging="144"/>
-        <w:keepLines/>
-      </w:pPr>
-      <w:r>
-        <w:rPr>
-          <w:rFonts w:ascii="Arial" w:hAnsi="Arial" w:eastAsia="Arial"/>
-          <w:b/>
-          <w:color w:val="A9516D"/>
-          <w:sz w:val="16"/>
-        </w:rPr>
-        <w:t>• Built/customized multilingual .NET CMS and electronic-publishing solutions using custom .NET platforms and reusable publishing components, while standardizing reusable components, coding/documentation, testing/release, performance/security review and handover/support practices.</w:t>
-      </w:r>
-      <w:r>
-        <w:rPr>
-          <w:rFonts w:ascii="Arial" w:hAnsi="Arial" w:eastAsia="Arial"/>
-          <w:b/>
-          <w:color w:val="005B6B"/>
-          <w:sz w:val="16"/>
-        </w:rPr>
-      </w:r>
-    </w:p>
-    <w:p>
-      <w:pPr>
-        <w:keepNext/>
-        <w:pageBreakBefore w:val="0"/>
-        <w:tabs>
-          <w:tab w:pos="10440" w:val="right"/>
-        </w:tabs>
-        <w:spacing w:before="100" w:after="0" w:line="245" w:lineRule="auto"/>
-        <w:keepLines/>
-      </w:pPr>
-      <w:r>
-        <w:rPr>
-          <w:rFonts w:ascii="Arial" w:hAnsi="Arial" w:eastAsia="Arial"/>
-          <w:b/>
-          <w:color w:val="6C263D"/>
-          <w:sz w:val="17"/>
-        </w:rPr>
-        <w:t>Egyptian Armed Forces | Egypt</w:t>
-      </w:r>
-      <w:r>
-        <w:rPr>
-          <w:rFonts w:ascii="Arial" w:hAnsi="Arial" w:eastAsia="Arial"/>
-          <w:b/>
-          <w:color w:val="6C263D"/>
-          <w:sz w:val="17"/>
-        </w:rPr>
-        <w:tab/>
-        <w:t>04/2008 - 10/2010</w:t>
-      </w:r>
-    </w:p>
-    <w:p>
-      <w:pPr>
-        <w:keepNext/>
-        <w:pageBreakBefore w:val="0"/>
-        <w:spacing w:before="0" w:after="20" w:line="245" w:lineRule="auto"/>
-        <w:keepLines/>
-      </w:pPr>
-      <w:r>
-        <w:rPr>
-          <w:rFonts w:ascii="Arial" w:hAnsi="Arial" w:eastAsia="Arial"/>
-          <w:b/>
-          <w:color w:val="A9516D"/>
-          <w:sz w:val="17"/>
-        </w:rPr>
-        <w:t>Linux Systems &amp; Web Developer</w:t>
-      </w:r>
-    </w:p>
-    <w:p>
-      <w:pPr>
-        <w:pageBreakBefore w:val="0"/>
-        <w:spacing w:before="0" w:after="24" w:line="245" w:lineRule="auto"/>
-        <w:ind w:left="202" w:hanging="144"/>
-        <w:keepLines/>
-      </w:pPr>
-      <w:r>
-        <w:rPr>
-          <w:rFonts w:ascii="Arial" w:hAnsi="Arial" w:eastAsia="Arial"/>
-          <w:b/>
-          <w:color w:val="A9516D"/>
-          <w:sz w:val="16"/>
-        </w:rPr>
-        <w:t xml:space="preserve">• </w:t>
-      </w:r>
-      <w:r>
-        <w:rPr>
-          <w:rFonts w:ascii="Arial" w:hAnsi="Arial" w:eastAsia="Arial"/>
-          <w:b/>
-          <w:color w:val="005B6B"/>
-          <w:sz w:val="16"/>
-        </w:rPr>
-        <w:t>Contributed to Egypt's first Linux distribution, working on Linux from Scratch builds, kernel modules, optimization, and platform hardening; also built secure internal ASP.NET/SQL Server applications.</w:t>
-      </w:r>
-    </w:p>
-    <w:p>
-      <w:pPr>
-        <w:keepNext/>
-        <w:spacing w:before="120" w:after="40" w:line="245" w:lineRule="auto"/>
-        <w:pageBreakBefore w:val="0"/>
-        <w:pBdr>
-          <w:bottom w:val="single" w:sz="7" w:space="3" w:color="A9516D"/>
-        </w:pBdr>
-        <w:keepLines/>
-      </w:pPr>
-      <w:r>
-        <w:rPr>
-          <w:rFonts w:ascii="Aptos Display" w:hAnsi="Aptos Display" w:eastAsia="Arial"/>
-          <w:b/>
-          <w:color w:val="6C263D"/>
-          <w:sz w:val="18"/>
-        </w:rPr>
-        <w:t>SELECTED GOVERNANCE &amp; EXECUTIVE CONTRIBUTIONS</w:t>
-      </w:r>
-    </w:p>
-    <w:p>
-      <w:pPr>
-        <w:pageBreakBefore w:val="0"/>
-        <w:spacing w:before="0" w:after="24" w:line="245" w:lineRule="auto"/>
-        <w:ind w:left="202" w:hanging="144"/>
-        <w:keepLines/>
-      </w:pPr>
-      <w:r>
-        <w:rPr>
-          <w:rFonts w:ascii="Arial" w:hAnsi="Arial" w:eastAsia="Arial"/>
-          <w:b/>
-          <w:color w:val="A9516D"/>
-          <w:sz w:val="16"/>
-        </w:rPr>
-        <w:t>• World Bank Group B-READY Egypt Assessment (2025-2026): contributed on the Egypt side to digital-transformation work supporting private-sector digitization, public-service modernization and national competitiveness.</w:t>
-      </w:r>
-      <w:r>
-        <w:rPr>
-          <w:rFonts w:ascii="Arial" w:hAnsi="Arial" w:eastAsia="Arial"/>
-          <w:b/>
-          <w:color w:val="005B6B"/>
-          <w:sz w:val="16"/>
-        </w:rPr>
-      </w:r>
-    </w:p>
-    <w:p>
-      <w:pPr>
-        <w:pageBreakBefore w:val="0"/>
-        <w:spacing w:before="0" w:after="24" w:line="245" w:lineRule="auto"/>
-        <w:ind w:left="202" w:hanging="144"/>
-        <w:keepLines/>
-      </w:pPr>
-      <w:r>
-        <w:rPr>
-          <w:rFonts w:ascii="Arial" w:hAnsi="Arial" w:eastAsia="Arial"/>
-          <w:b/>
-          <w:color w:val="A9516D"/>
-          <w:sz w:val="16"/>
-        </w:rPr>
-        <w:t>• National Blood Operations (2021-2024): contributed to oversight/governance relating to digital systems, data integrity and technology standards in the national blood-supply environment.</w:t>
-      </w:r>
-      <w:r>
-        <w:rPr>
-          <w:rFonts w:ascii="Arial" w:hAnsi="Arial" w:eastAsia="Arial"/>
-          <w:b/>
-          <w:color w:val="005B6B"/>
-          <w:sz w:val="16"/>
-        </w:rPr>
-      </w:r>
-    </w:p>
-    <w:p>
-      <w:pPr>
-        <w:pageBreakBefore w:val="0"/>
-        <w:spacing w:before="0" w:after="24" w:line="245" w:lineRule="auto"/>
-        <w:ind w:left="202" w:hanging="144"/>
-        <w:keepLines/>
-      </w:pPr>
-      <w:r>
-        <w:rPr>
-          <w:rFonts w:ascii="Arial" w:hAnsi="Arial" w:eastAsia="Arial"/>
-          <w:b/>
-          <w:color w:val="A9516D"/>
-          <w:sz w:val="16"/>
-        </w:rPr>
-        <w:t>• National Pharmaceutical Track &amp; Trace Program (2021-2024): contributed to multi-agency governance, stakeholder alignment, compliance, interoperability and technology-roadmap coordination across UPA, Egyptian Drug Authority and Ministry of Health stakeholders.</w:t>
-      </w:r>
-      <w:r>
-        <w:rPr>
-          <w:rFonts w:ascii="Arial" w:hAnsi="Arial" w:eastAsia="Arial"/>
-          <w:b/>
-          <w:color w:val="005B6B"/>
-          <w:sz w:val="16"/>
-        </w:rPr>
-      </w:r>
-    </w:p>
-    <w:p>
-      <w:pPr>
-        <w:keepNext/>
-        <w:spacing w:before="120" w:after="40" w:line="245" w:lineRule="auto"/>
-        <w:pageBreakBefore w:val="0"/>
-        <w:pBdr>
-          <w:bottom w:val="single" w:sz="7" w:space="3" w:color="A9516D"/>
-        </w:pBdr>
-        <w:keepLines/>
-      </w:pPr>
-      <w:r>
-        <w:rPr>
-          <w:rFonts w:ascii="Aptos Display" w:hAnsi="Aptos Display" w:eastAsia="Arial"/>
-          <w:b/>
-          <w:color w:val="6C263D"/>
-          <w:sz w:val="18"/>
-        </w:rPr>
-        <w:t>SELECTED ENTERPRISE PLATFORMS &amp; TRANSFORMATION DOMAINS</w:t>
-      </w:r>
-    </w:p>
-    <w:p>
-      <w:pPr>
-        <w:keepNext/>
-        <w:pageBreakBefore w:val="0"/>
-        <w:spacing w:before="20" w:after="40" w:line="245" w:lineRule="auto"/>
-      </w:pPr>
-      <w:r>
-        <w:rPr>
-          <w:rFonts w:ascii="Arial" w:hAnsi="Arial" w:eastAsia="Arial"/>
-          <w:b/>
-          <w:color w:val="123B4A"/>
-          <w:sz w:val="16"/>
-        </w:rPr>
-        <w:t>Representative Platforms: UPA unified procurement ecosystem and shared workflow/RBAC/audit/reporting/integration services; Oman Educational Portal (~1M users), Maktabi/Morasalat, Recruitment, International Schools, Crisis/Asset Management, Ministry of Agriculture and Egypt Ministry of Health portals.</w:t>
-      </w:r>
-    </w:p>
-    <w:p>
-      <w:pPr>
-        <w:keepNext/>
-        <w:spacing w:before="120" w:after="40" w:line="245" w:lineRule="auto"/>
-        <w:pageBreakBefore w:val="0"/>
-        <w:pBdr>
-          <w:bottom w:val="single" w:sz="7" w:space="3" w:color="A9516D"/>
-        </w:pBdr>
-        <w:keepLines/>
-      </w:pPr>
-      <w:r>
-        <w:rPr>
-          <w:rFonts w:ascii="Aptos Display" w:hAnsi="Aptos Display" w:eastAsia="Arial"/>
-          <w:b/>
-          <w:color w:val="6C263D"/>
-          <w:sz w:val="18"/>
-        </w:rPr>
-        <w:t>TECHNICAL &amp; MANAGEMENT CAPABILITIES</w:t>
-      </w:r>
-    </w:p>
-    <w:p>
-      <w:pPr>
-        <w:pageBreakBefore w:val="0"/>
-        <w:spacing w:before="0" w:after="40" w:line="245" w:lineRule="auto"/>
-      </w:pPr>
-      <w:r>
-        <w:rPr>
-          <w:rFonts w:ascii="Arial" w:hAnsi="Arial" w:eastAsia="Arial"/>
-          <w:b/>
-          <w:color w:val="123B4A"/>
-          <w:sz w:val="16"/>
-        </w:rPr>
-        <w:t>Strategy &amp; Governance: Technology Strategy, Digital Transformation, IT Governance, Portfolio/Roadmaps, Executive Stakeholder Management, Enterprise/Solution Architecture, Vendor Management, Risk/Controls, Security Governance, Business Continuity/DR</w:t>
-      </w:r>
-      <w:r>
-        <w:rPr>
-          <w:rFonts w:ascii="Arial" w:hAnsi="Arial" w:eastAsia="Arial"/>
-          <w:color w:val="111111"/>
-          <w:sz w:val="16"/>
-        </w:rPr>
-      </w:r>
-    </w:p>
-    <w:p>
-      <w:pPr>
-        <w:pageBreakBefore w:val="0"/>
-        <w:spacing w:before="0" w:after="40" w:line="245" w:lineRule="auto"/>
-      </w:pPr>
-      <w:r>
-        <w:rPr>
-          <w:rFonts w:ascii="Arial" w:hAnsi="Arial" w:eastAsia="Arial"/>
-          <w:b/>
-          <w:color w:val="123B4A"/>
-          <w:sz w:val="16"/>
-        </w:rPr>
-        <w:t>Engineering &amp; Delivery: Enterprise Applications, C#/.NET, JavaScript, React, Node.js, REST/GraphQL APIs, Workflow/BPM, CMS/DMS, Umbraco/Kentico, Secure SDLC, Agile/Hybrid Delivery, QA/UAT, Release/Go-Live, Change/Adoption, Service Transition</w:t>
-      </w:r>
-      <w:r>
-        <w:rPr>
-          <w:rFonts w:ascii="Arial" w:hAnsi="Arial" w:eastAsia="Arial"/>
-          <w:color w:val="111111"/>
-          <w:sz w:val="16"/>
-        </w:rPr>
-      </w:r>
-    </w:p>
-    <w:p>
-      <w:pPr>
-        <w:pageBreakBefore w:val="0"/>
-        <w:spacing w:before="0" w:after="40" w:line="245" w:lineRule="auto"/>
-      </w:pPr>
-      <w:r>
-        <w:rPr>
-          <w:rFonts w:ascii="Arial" w:hAnsi="Arial" w:eastAsia="Arial"/>
-          <w:b/>
-          <w:color w:val="123B4A"/>
-          <w:sz w:val="16"/>
-        </w:rPr>
-        <w:t>Service, Data &amp; Integration: ~20-Person Technical Support/Customer-Service Operation, Service Desk, SLA/RCA, Training/Adoption, Microsoft 365, Endpoint/Device Management, Patch/Vulnerability Management, Data Governance/Quality, Reporting/Analytics, SQL Server/PostgreSQL/MySQL, Enterprise Integration</w:t>
-      </w:r>
-      <w:r>
-        <w:rPr>
-          <w:rFonts w:ascii="Arial" w:hAnsi="Arial" w:eastAsia="Arial"/>
-          <w:color w:val="111111"/>
-          <w:sz w:val="16"/>
-        </w:rPr>
-      </w:r>
-    </w:p>
-    <w:p>
-      <w:pPr>
-        <w:pageBreakBefore w:val="0"/>
-        <w:spacing w:before="0" w:after="40" w:line="245" w:lineRule="auto"/>
-      </w:pPr>
-      <w:r>
-        <w:rPr>
-          <w:rFonts w:ascii="Arial" w:hAnsi="Arial" w:eastAsia="Arial"/>
-          <w:b/>
-          <w:color w:val="123B4A"/>
-          <w:sz w:val="16"/>
-        </w:rPr>
-        <w:t>Tools &amp; AI: Git/TFS, Jenkins, Docker, Postman/Swagger, Visual Studio/VS Code, Rider, SSMS/DBeaver/DataGrip, Applied AI &amp; Controlled Enterprise AI Adoption</w:t>
-      </w:r>
-      <w:r>
-        <w:rPr>
-          <w:rFonts w:ascii="Arial" w:hAnsi="Arial" w:eastAsia="Arial"/>
-          <w:color w:val="111111"/>
-          <w:sz w:val="16"/>
-        </w:rPr>
-      </w:r>
-    </w:p>
-    <w:p>
-      <w:pPr>
-        <w:keepNext/>
-        <w:spacing w:before="120" w:after="40" w:line="245" w:lineRule="auto"/>
-        <w:pageBreakBefore w:val="0"/>
-        <w:pBdr>
-          <w:bottom w:val="single" w:sz="7" w:space="3" w:color="A9516D"/>
-        </w:pBdr>
-        <w:keepLines/>
-      </w:pPr>
-      <w:r>
-        <w:rPr>
-          <w:rFonts w:ascii="Aptos Display" w:hAnsi="Aptos Display" w:eastAsia="Arial"/>
-          <w:b/>
-          <w:color w:val="6C263D"/>
-          <w:sz w:val="18"/>
-        </w:rPr>
-        <w:t>EDUCATION &amp; LANGUAGES</w:t>
-      </w:r>
-    </w:p>
-    <w:p>
-      <w:pPr>
-        <w:pageBreakBefore w:val="0"/>
-        <w:spacing w:before="0" w:after="40" w:line="245" w:lineRule="auto"/>
-      </w:pPr>
-      <w:r>
-        <w:rPr>
-          <w:sz w:val="16"/>
-        </w:rPr>
-        <w:t>Education: B.Sc. in Computer Science, Faculty of Computers &amp; Informatics, Zagazig University | 2003-2007</w:t>
-      </w:r>
-    </w:p>
-    <w:p>
-      <w:pPr>
-        <w:pageBreakBefore w:val="0"/>
-        <w:spacing w:before="0" w:after="40" w:line="245" w:lineRule="auto"/>
-      </w:pPr>
-      <w:r>
-        <w:rPr>
-          <w:rFonts w:ascii="Arial" w:hAnsi="Arial" w:eastAsia="Arial"/>
-          <w:b/>
-          <w:color w:val="123B4A"/>
-          <w:sz w:val="16"/>
         </w:rPr>
         <w:t xml:space="preserve">Languages: </w:t>
       </w:r>
       <w:r>
         <w:rPr>
-          <w:rFonts w:ascii="Arial" w:hAnsi="Arial" w:eastAsia="Arial"/>
-          <w:color w:val="111111"/>
-          <w:sz w:val="16"/>
+          <w:rFonts w:ascii="Arial" w:hAnsi="Arial"/>
+          <w:b w:val="0"/>
+          <w:color w:val="262F38"/>
+          <w:sz w:val="17"/>
         </w:rPr>
         <w:t>Arabic (Native) | English (Professional Working Proficiency)</w:t>
       </w:r>
@@ -1337,7 +1370,7 @@
     <w:sectPr>
       <w:footerReference w:type="default" r:id="rId9"/>
       <w:pgSz w:w="12240" w:h="15840"/>
-      <w:pgMar w:top="691" w:right="893" w:bottom="691" w:left="893" w:header="720" w:footer="720" w:gutter="0"/>
+      <w:pgMar w:top="634" w:right="922" w:bottom="634" w:left="922" w:header="720" w:footer="331" w:gutter="0"/>
       <w:cols w:space="720"/>
       <w:docGrid w:linePitch="360"/>
     </w:sectPr>
@@ -1355,11 +1388,18 @@
     </w:pPr>
     <w:r>
       <w:rPr>
-        <w:rFonts w:ascii="Aptos" w:hAnsi="Aptos"/>
-        <w:color w:val="6C263D"/>
+        <w:rFonts w:ascii="Arial" w:hAnsi="Arial"/>
+        <w:color w:val="6E7680"/>
         <w:sz w:val="13"/>
       </w:rPr>
-      <w:t>Mahmoud Salama | Technology Executive - Digital Transformation &amp; Enterprise Systems | 2026</w:t>
+    </w:r>
+    <w:r>
+      <w:rPr>
+        <w:rFonts w:ascii="Arial" w:hAnsi="Arial"/>
+        <w:color w:val="6E7680"/>
+        <w:sz w:val="13"/>
+      </w:rPr>
+      <w:t>MAHMOUD SALAMA</w:t>
     </w:r>
   </w:p>
 </w:ftr>
@@ -1729,11 +1769,11 @@
     <w:qFormat/>
     <w:rsid w:val="00FC693F"/>
     <w:pPr>
-      <w:spacing w:after="0" w:line="240" w:lineRule="auto"/>
+      <w:spacing w:after="41" w:line="242" w:lineRule="auto"/>
     </w:pPr>
     <w:rPr>
-      <w:rFonts w:ascii="Aptos" w:hAnsi="Aptos"/>
-      <w:color w:val="26323A"/>
+      <w:rFonts w:ascii="Arial" w:hAnsi="Arial"/>
+      <w:color w:val="262F38"/>
       <w:sz w:val="17"/>
     </w:rPr>
   </w:style>
